--- a/Protocol-for-testing-the-loggers---Experiment-1.1.docx
+++ b/Protocol-for-testing-the-loggers---Experiment-1.1.docx
@@ -1,13 +1,55 @@
 
 <file path=word/document.xml><?xml version="1.0" encoding="utf-8"?>
-<w:document xmlns:wpc="http://schemas.microsoft.com/office/word/2010/wordprocessingCanvas" xmlns:cx="http://schemas.microsoft.com/office/drawing/2014/chartex" xmlns:cx1="http://schemas.microsoft.com/office/drawing/2015/9/8/chartex" xmlns:mc="http://schemas.openxmlformats.org/markup-compatibility/2006" xmlns:o="urn:schemas-microsoft-com:office:office" xmlns:r="http://schemas.openxmlformats.org/officeDocument/2006/relationships" xmlns:m="http://schemas.openxmlformats.org/officeDocument/2006/math" xmlns:v="urn:schemas-microsoft-com:vml" xmlns:wp14="http://schemas.microsoft.com/office/word/2010/wordprocessingDrawing" xmlns:wp="http://schemas.openxmlformats.org/drawingml/2006/wordprocessingDrawing" xmlns:w10="urn:schemas-microsoft-com:office:word" xmlns:w="http://schemas.openxmlformats.org/wordprocessingml/2006/main" xmlns:w14="http://schemas.microsoft.com/office/word/2010/wordml" xmlns:w15="http://schemas.microsoft.com/office/word/2012/wordml" xmlns:w16se="http://schemas.microsoft.com/office/word/2015/wordml/symex" xmlns:wpg="http://schemas.microsoft.com/office/word/2010/wordprocessingGroup" xmlns:wpi="http://schemas.microsoft.com/office/word/2010/wordprocessingInk" xmlns:wne="http://schemas.microsoft.com/office/word/2006/wordml" xmlns:wps="http://schemas.microsoft.com/office/word/2010/wordprocessingShape" mc:Ignorable="w14 w15 w16se wp14">
+<w:document xmlns:w="http://schemas.openxmlformats.org/wordprocessingml/2006/main" xmlns:m="http://schemas.openxmlformats.org/officeDocument/2006/math" xmlns:r="http://schemas.openxmlformats.org/officeDocument/2006/relationships" xmlns:o="urn:schemas-microsoft-com:office:office" xmlns:v="urn:schemas-microsoft-com:vml" xmlns:w10="urn:schemas-microsoft-com:office:word" xmlns:a="http://schemas.openxmlformats.org/drawingml/2006/main" xmlns:pic="http://schemas.openxmlformats.org/drawingml/2006/picture" xmlns:wp="http://schemas.openxmlformats.org/drawingml/2006/wordprocessingDrawing">
   <w:body>
     <w:p>
       <w:pPr>
         <w:pStyle w:val="Title"/>
       </w:pPr>
       <w:r>
-        <w:t>Protocol for testing Bluetooth loggers - Experiment 1.1</w:t>
+        <w:t xml:space="preserve">Protocol</w:t>
+      </w:r>
+      <w:r>
+        <w:t xml:space="preserve"> </w:t>
+      </w:r>
+      <w:r>
+        <w:t xml:space="preserve">for</w:t>
+      </w:r>
+      <w:r>
+        <w:t xml:space="preserve"> </w:t>
+      </w:r>
+      <w:r>
+        <w:t xml:space="preserve">testing</w:t>
+      </w:r>
+      <w:r>
+        <w:t xml:space="preserve"> </w:t>
+      </w:r>
+      <w:r>
+        <w:t xml:space="preserve">Bluetooth</w:t>
+      </w:r>
+      <w:r>
+        <w:t xml:space="preserve"> </w:t>
+      </w:r>
+      <w:r>
+        <w:t xml:space="preserve">loggers</w:t>
+      </w:r>
+      <w:r>
+        <w:t xml:space="preserve"> </w:t>
+      </w:r>
+      <w:r>
+        <w:t xml:space="preserve">-</w:t>
+      </w:r>
+      <w:r>
+        <w:t xml:space="preserve"> </w:t>
+      </w:r>
+      <w:r>
+        <w:t xml:space="preserve">Experiment</w:t>
+      </w:r>
+      <w:r>
+        <w:t xml:space="preserve"> </w:t>
+      </w:r>
+      <w:r>
+        <w:t xml:space="preserve">1</w:t>
       </w:r>
     </w:p>
     <w:p>
@@ -15,7 +57,13 @@
         <w:pStyle w:val="Author"/>
       </w:pPr>
       <w:r>
-        <w:t>Aurore Ponchon</w:t>
+        <w:t xml:space="preserve">Aurore</w:t>
+      </w:r>
+      <w:r>
+        <w:t xml:space="preserve"> </w:t>
+      </w:r>
+      <w:r>
+        <w:t xml:space="preserve">Ponchon</w:t>
       </w:r>
     </w:p>
     <w:p>
@@ -23,16 +71,16 @@
         <w:pStyle w:val="Date"/>
       </w:pPr>
       <w:r>
-        <w:t>22/02/2022</w:t>
-      </w:r>
-    </w:p>
+        <w:t xml:space="preserve">24/02/2022</w:t>
+      </w:r>
+    </w:p>
+    <w:bookmarkStart w:id="20" w:name="X72ab9e33401ef87721e6ecef610e91fc91ac7aa"/>
     <w:p>
       <w:pPr>
         <w:pStyle w:val="Heading2"/>
       </w:pPr>
-      <w:bookmarkStart w:id="0" w:name="X72ab9e33401ef87721e6ecef610e91fc91ac7aa"/>
-      <w:r>
-        <w:t>First experiment: measuring the signal strength at fixed distances</w:t>
+      <w:r>
+        <w:t xml:space="preserve">First experiment: measuring the signal strength at fixed distances</w:t>
       </w:r>
     </w:p>
     <w:p>
@@ -40,111 +88,111 @@
         <w:pStyle w:val="FirstParagraph"/>
       </w:pPr>
       <w:r>
-        <w:t>This first experiment is aimed at measuring the signal strength of mobile loggers at fixed distances to calibrate them and determine their position. It consists of testing at the same time 2 stationary loggers and 3 mobiles loggers.</w:t>
-      </w:r>
-    </w:p>
+        <w:t xml:space="preserve">This first experiment is aimed at measuring the signal strength of mobile loggers at fixed distances to calibrate them and determine their position. It consists of testing at the same time 2 stationary loggers and 3 mobiles loggers.</w:t>
+      </w:r>
+    </w:p>
+    <w:bookmarkEnd w:id="20"/>
+    <w:bookmarkStart w:id="21" w:name="material-needed"/>
     <w:p>
       <w:pPr>
         <w:pStyle w:val="Heading1"/>
       </w:pPr>
-      <w:bookmarkStart w:id="1" w:name="material-needed"/>
-      <w:bookmarkEnd w:id="0"/>
-      <w:r>
-        <w:t>Material needed</w:t>
-      </w:r>
-    </w:p>
-    <w:p>
-      <w:pPr>
-        <w:pStyle w:val="Compact"/>
+      <w:r>
+        <w:t xml:space="preserve">Material needed</w:t>
+      </w:r>
+    </w:p>
+    <w:p>
+      <w:pPr>
         <w:numPr>
           <w:ilvl w:val="0"/>
-          <w:numId w:val="2"/>
+          <w:numId w:val="1001"/>
         </w:numPr>
-      </w:pPr>
-      <w:r>
-        <w:t>2 poles</w:t>
-      </w:r>
-    </w:p>
-    <w:p>
-      <w:pPr>
         <w:pStyle w:val="Compact"/>
+      </w:pPr>
+      <w:r>
+        <w:t xml:space="preserve">2 poles</w:t>
+      </w:r>
+    </w:p>
+    <w:p>
+      <w:pPr>
         <w:numPr>
           <w:ilvl w:val="0"/>
-          <w:numId w:val="2"/>
+          <w:numId w:val="1001"/>
         </w:numPr>
-      </w:pPr>
-      <w:r>
-        <w:t>1 decameter</w:t>
-      </w:r>
-    </w:p>
-    <w:p>
-      <w:pPr>
         <w:pStyle w:val="Compact"/>
+      </w:pPr>
+      <w:r>
+        <w:t xml:space="preserve">1 decameter</w:t>
+      </w:r>
+    </w:p>
+    <w:p>
+      <w:pPr>
         <w:numPr>
           <w:ilvl w:val="0"/>
-          <w:numId w:val="2"/>
+          <w:numId w:val="1001"/>
         </w:numPr>
-      </w:pPr>
-      <w:r>
-        <w:t>tape</w:t>
-      </w:r>
-    </w:p>
-    <w:p>
-      <w:pPr>
         <w:pStyle w:val="Compact"/>
+      </w:pPr>
+      <w:r>
+        <w:t xml:space="preserve">tape</w:t>
+      </w:r>
+    </w:p>
+    <w:p>
+      <w:pPr>
         <w:numPr>
           <w:ilvl w:val="0"/>
-          <w:numId w:val="2"/>
+          <w:numId w:val="1001"/>
         </w:numPr>
-      </w:pPr>
-      <w:r>
-        <w:t>1 chronometer/watch</w:t>
-      </w:r>
-    </w:p>
-    <w:p>
-      <w:pPr>
         <w:pStyle w:val="Compact"/>
+      </w:pPr>
+      <w:r>
+        <w:t xml:space="preserve">1 chronometer/watch</w:t>
+      </w:r>
+    </w:p>
+    <w:p>
+      <w:pPr>
         <w:numPr>
           <w:ilvl w:val="0"/>
-          <w:numId w:val="2"/>
+          <w:numId w:val="1001"/>
         </w:numPr>
-      </w:pPr>
-      <w:r>
-        <w:t>6 stationary loggers and their batteries</w:t>
-      </w:r>
-    </w:p>
-    <w:p>
-      <w:pPr>
         <w:pStyle w:val="Compact"/>
+      </w:pPr>
+      <w:r>
+        <w:t xml:space="preserve">6 stationary loggers and their batteries</w:t>
+      </w:r>
+    </w:p>
+    <w:p>
+      <w:pPr>
         <w:numPr>
           <w:ilvl w:val="0"/>
-          <w:numId w:val="2"/>
+          <w:numId w:val="1001"/>
         </w:numPr>
-      </w:pPr>
-      <w:r>
-        <w:t>2 charged mobile loggers</w:t>
-      </w:r>
-    </w:p>
-    <w:p>
-      <w:pPr>
         <w:pStyle w:val="Compact"/>
+      </w:pPr>
+      <w:r>
+        <w:t xml:space="preserve">2 charged mobile loggers</w:t>
+      </w:r>
+    </w:p>
+    <w:p>
+      <w:pPr>
         <w:numPr>
           <w:ilvl w:val="0"/>
-          <w:numId w:val="2"/>
+          <w:numId w:val="1001"/>
         </w:numPr>
-      </w:pPr>
-      <w:r>
-        <w:t>ziplocks</w:t>
-      </w:r>
-    </w:p>
+        <w:pStyle w:val="Compact"/>
+      </w:pPr>
+      <w:r>
+        <w:t xml:space="preserve">ziplocks</w:t>
+      </w:r>
+    </w:p>
+    <w:bookmarkEnd w:id="21"/>
+    <w:bookmarkStart w:id="22" w:name="the-stationary-loggers"/>
     <w:p>
       <w:pPr>
         <w:pStyle w:val="Heading1"/>
       </w:pPr>
-      <w:bookmarkStart w:id="2" w:name="the-stationary-loggers"/>
-      <w:bookmarkEnd w:id="1"/>
-      <w:r>
-        <w:t>The stationary loggers</w:t>
+      <w:r>
+        <w:t xml:space="preserve">The stationary loggers</w:t>
       </w:r>
     </w:p>
     <w:p>
@@ -152,23 +200,17 @@
         <w:pStyle w:val="FirstParagraph"/>
       </w:pPr>
       <w:r>
-        <w:t>They are placed on a fixed pole, 2 at the top (1.8m), 2 in the middle (1.2m) and 2 towards the ground (40cm). Each logge</w:t>
-      </w:r>
-      <w:r>
-        <w:t>r at the same height is placed opposedly, so that one logger can directly detect mobile loggers while the other detect it from behind. Write down the ID and position of each logger. They have to be set to scan every 10 seconds (selecting overall efficiency</w:t>
-      </w:r>
-      <w:r>
-        <w:t>), scan must be on and must be hidden from other loggers so that they are not detected. Check the time given to make sure it is updated and roughly the same among loggers (especially when gateway is off).</w:t>
-      </w:r>
-    </w:p>
+        <w:t xml:space="preserve">They are placed on a fixed pole, 2 at the top (1.8m), 2 in the middle (1.2m) and 2 towards the ground (40cm). Each logger at the same height is placed opposedly, so that one logger can directly detect mobile loggers while the other detect it from behind. Write down the ID and position of each logger. They have to be set to scan every 10 seconds (selecting overall efficiency), scan must be on and must be hidden from other loggers so that they are not detected. Check the time given to make sure it is updated and roughly the same among loggers (especially when gateway is off).</w:t>
+      </w:r>
+    </w:p>
+    <w:bookmarkEnd w:id="22"/>
+    <w:bookmarkStart w:id="23" w:name="the-mobile-loggers"/>
     <w:p>
       <w:pPr>
         <w:pStyle w:val="Heading1"/>
       </w:pPr>
-      <w:bookmarkStart w:id="3" w:name="the-mobile-loggers"/>
-      <w:bookmarkEnd w:id="2"/>
-      <w:r>
-        <w:t>The mobile loggers</w:t>
+      <w:r>
+        <w:t xml:space="preserve">The mobile loggers</w:t>
       </w:r>
     </w:p>
     <w:p>
@@ -176,24 +218,17 @@
         <w:pStyle w:val="FirstParagraph"/>
       </w:pPr>
       <w:r>
-        <w:t>They are placed on the ground in</w:t>
-      </w:r>
-      <w:r>
-        <w:t xml:space="preserve"> ziplocks individually and they all face as much as possible the stationary loggers. They have to be set to scan every 10 seconds. Any other option is off (no scanning nor hidden from other loggers). Check the time given to make sure it is updated and roug</w:t>
-      </w:r>
-      <w:r>
-        <w:t>hly the same among loggers (especially when gateway is off).</w:t>
-      </w:r>
-    </w:p>
+        <w:t xml:space="preserve">They are placed on the ground in ziplocks individually and they all face as much as possible the stationary loggers. They have to be set to scan every 10 seconds. Any other option is off (no scanning nor hidden from other loggers). Check the time given to make sure it is updated and roughly the same among loggers (especially when gateway is off).</w:t>
+      </w:r>
+    </w:p>
+    <w:bookmarkEnd w:id="23"/>
+    <w:bookmarkStart w:id="24" w:name="the-protocol"/>
     <w:p>
       <w:pPr>
         <w:pStyle w:val="Heading1"/>
       </w:pPr>
-      <w:bookmarkStart w:id="4" w:name="the-protocol"/>
-      <w:bookmarkEnd w:id="3"/>
-      <w:r>
-        <w:lastRenderedPageBreak/>
-        <w:t>The protocol</w:t>
+      <w:r>
+        <w:t xml:space="preserve">The protocol</w:t>
       </w:r>
     </w:p>
     <w:p>
@@ -201,23 +236,17 @@
         <w:pStyle w:val="FirstParagraph"/>
       </w:pPr>
       <w:r>
-        <w:t>Start by placing the pole with mobile loggers at 10 cm from the fixed pole with stationary loggers. Wait 90-120s and move to 50cm, and then wait for 60sec, 1m, 1.5m etc until the log</w:t>
-      </w:r>
-      <w:r>
-        <w:t xml:space="preserve">gers don’t get detected anymore. This can be checked on the ap. The stationary loggers (numbered between 1 and 100), should not record new logs when mobile loggers are out of reach. Each time we move the distance, the time must be recorded so that we know </w:t>
-      </w:r>
-      <w:r>
-        <w:t>when exactly the distance is changed.</w:t>
-      </w:r>
-    </w:p>
+        <w:t xml:space="preserve">Start by placing the pole with mobile loggers at 10 cm from the fixed pole with stationary loggers. Wait 90-120s and move to 50cm, and then wait for 60sec, 1m, 1.5m etc until the loggers don’t get detected anymore. This can be checked on the ap. The stationary loggers (numbered between 1 and 100), should not record new logs when mobile loggers are out of reach. Each time we move the distance, the time must be recorded so that we know when exactly the distance is changed.</w:t>
+      </w:r>
+    </w:p>
+    <w:bookmarkEnd w:id="24"/>
+    <w:bookmarkStart w:id="25" w:name="Xd6f8c3fe472de6b7c24aee339ad90d8d672c150"/>
     <w:p>
       <w:pPr>
         <w:pStyle w:val="Heading1"/>
       </w:pPr>
-      <w:bookmarkStart w:id="5" w:name="Xd6f8c3fe472de6b7c24aee339ad90d8d672c150"/>
-      <w:bookmarkEnd w:id="4"/>
-      <w:r>
-        <w:t>Results from first trial of experiment 1 run indoors 18/02/2022</w:t>
+      <w:r>
+        <w:t xml:space="preserve">Results from first trial of experiment 1 run indoors 18/02/2022</w:t>
       </w:r>
     </w:p>
     <w:p>
@@ -225,20 +254,17 @@
         <w:pStyle w:val="FirstParagraph"/>
       </w:pPr>
       <w:r>
-        <w:t>A first test was run indoors due to bad weather. 2 stationary loggers were set on the ground (1,4) as well as 3 mobile loggers (1002,1003,1005). This expe</w:t>
-      </w:r>
-      <w:r>
-        <w:t>riment was a failure, as mobile loggers were not detected further than 50cm.</w:t>
-      </w:r>
-    </w:p>
+        <w:t xml:space="preserve">A first test was run indoors due to bad weather. 2 stationary loggers were set on the ground (1,4) as well as 3 mobile loggers (1002,1003,1005). This experiment was a failure, as mobile loggers were not detected further than 50cm.</w:t>
+      </w:r>
+    </w:p>
+    <w:bookmarkEnd w:id="25"/>
+    <w:bookmarkStart w:id="26" w:name="X705ad14fbb1a6efc859c758fd5f161e97ca6f44"/>
     <w:p>
       <w:pPr>
         <w:pStyle w:val="Heading1"/>
       </w:pPr>
-      <w:bookmarkStart w:id="6" w:name="X705ad14fbb1a6efc859c758fd5f161e97ca6f44"/>
-      <w:bookmarkEnd w:id="5"/>
-      <w:r>
-        <w:t>Results from second trial of experiment 1 run outdoors 21/02/2022</w:t>
+      <w:r>
+        <w:t xml:space="preserve">Results from second trial of experiment 1 run outdoors 21/02/2022</w:t>
       </w:r>
     </w:p>
     <w:p>
@@ -246,23 +272,17 @@
         <w:pStyle w:val="FirstParagraph"/>
       </w:pPr>
       <w:r>
-        <w:t>The stationary loggers (14,17,11,16,1,19) were placed on a pole at 40cm, 1.2m and 1.8m and 2 mobile loggers (1002</w:t>
-      </w:r>
-      <w:r>
-        <w:t xml:space="preserve"> and 1020, only one with a detached battery) were moved along the meter. However, this trial was a failure due to the faulty gateway. Indeed, although data were regularly downloaded by the gateway while running the trial, the lack of exact time overwrote t</w:t>
-      </w:r>
-      <w:r>
-        <w:t>he data and all data were 0…</w:t>
-      </w:r>
-    </w:p>
+        <w:t xml:space="preserve">The stationary loggers (14,17,11,16,1,19) were placed on a pole at 40cm, 1.2m and 1.8m and 2 mobile loggers (1002 and 1020, only one with a detached battery) were moved along the meter. However, this trial was a failure due to the faulty gateway. Indeed, although data were regularly downloaded by the gateway while running the trial, the lack of exact time overwrote the data and all data were 0…</w:t>
+      </w:r>
+    </w:p>
+    <w:bookmarkEnd w:id="26"/>
+    <w:bookmarkStart w:id="27" w:name="Xcae07551c32bbaf797d99fbb6deee79aa9469e9"/>
     <w:p>
       <w:pPr>
         <w:pStyle w:val="Heading1"/>
       </w:pPr>
-      <w:bookmarkStart w:id="7" w:name="Xcae07551c32bbaf797d99fbb6deee79aa9469e9"/>
-      <w:bookmarkEnd w:id="6"/>
-      <w:r>
-        <w:t>Results from third trial of experiment 1 run outdoors 22/02/2022</w:t>
+      <w:r>
+        <w:t xml:space="preserve">Results from third trial of experiment 1 run outdoors 22/02/2022</w:t>
       </w:r>
     </w:p>
     <w:p>
@@ -270,10 +290,13 @@
         <w:pStyle w:val="FirstParagraph"/>
       </w:pPr>
       <w:r>
-        <w:t>The first trial in the morning was not successful. The data were detected up to 7m but then, before the data were downloaded from the app on the phone, we switche</w:t>
-      </w:r>
-      <w:r>
-        <w:t>d off the stationary loggers, which immediately erased the data. SO LESSON LEARNED: DO NOT SWITCH OFF THE LOGGERS BEFORE THE DATA ARE DOWNLOADED EITHER THROUGH THE APP ON A PHONE OR THROUGH THE GATEWAY.</w:t>
+        <w:t xml:space="preserve">The first trial in the morning was not successful. The data were detected up to 7m but then, before the data were downloaded from the app on the phone, we switched off the stationary loggers, which immediately erased the data.</w:t>
+      </w:r>
+      <w:r>
+        <w:t xml:space="preserve"> </w:t>
+      </w:r>
+      <w:r>
+        <w:t xml:space="preserve">SO LESSON LEARNED: DO NOT SWITCH OFF THE LOGGERS BEFORE THE DATA ARE DOWNLOADED EITHER THROUGH THE APP ON A PHONE OR THROUGH THE GATEWAY.</w:t>
       </w:r>
     </w:p>
     <w:p>
@@ -281,13 +304,61 @@
         <w:pStyle w:val="BodyText"/>
       </w:pPr>
       <w:r>
-        <w:t>A second trial was conducted in the afternoon and thi</w:t>
-      </w:r>
-      <w:r>
-        <w:t>s time, the data were carefully downloaded from the ap on the phone internal memory (Document folder) and then extracted to a computer for analysis. Mobile loggers 1002 and 1003 were deployed with 1003 having the battery detached. 1002 was no longer detect</w:t>
-      </w:r>
-      <w:r>
-        <w:t>ed when trials started so the data only concern one mobile logger. Two additional tables were generated along the log tables: one with the logger names and their position (position) and another one with the distance and corresponding time intervals (dist).</w:t>
+        <w:t xml:space="preserve">A second trial was conducted in the afternoon and this time, the data were carefully downloaded from the ap on the phone internal memory (Document folder) and then extracted to a computer for analysis. Mobile loggers 1002 and 1003 were deployed with 1003 having the battery detached. 1002 was no longer detected when trials started so the data only concern one mobile logger. Two additional tables were generated along the log tables: one with the logger names and their position (position) and another one with the distance and corresponding time intervals (dist).</w:t>
+      </w:r>
+    </w:p>
+    <w:bookmarkEnd w:id="27"/>
+    <w:bookmarkStart w:id="28" w:name="Xe448b30e77acbbfd2d3a56ae8628e09b6e7e35b"/>
+    <w:p>
+      <w:pPr>
+        <w:pStyle w:val="Heading1"/>
+      </w:pPr>
+      <w:r>
+        <w:t xml:space="preserve">Results from fourth trial of experiment 1 run outdoors 23/02/2022</w:t>
+      </w:r>
+    </w:p>
+    <w:p>
+      <w:pPr>
+        <w:pStyle w:val="FirstParagraph"/>
+      </w:pPr>
+      <w:r>
+        <w:t xml:space="preserve">With the same stationary loggers but placed differently on the pole, we ran the same experiment as previous day (22-02-2022). 5 mobile loggers were prepared: 1002 and 1003 with detached batteries and 1006,1007,1008 with attached batteries. Only 3 mobiles loggers were detected: 1003, 1006 and 1008 with strongly bias towards 1003 which was detected much more than the 2 others. Conditions were cold and windy with rain arriving just at the end of the experiment.</w:t>
+      </w:r>
+    </w:p>
+    <w:bookmarkEnd w:id="28"/>
+    <w:bookmarkStart w:id="29" w:name="Xc5a0136917f8b416a00a71be4919eac0fa7ce35"/>
+    <w:p>
+      <w:pPr>
+        <w:pStyle w:val="Heading1"/>
+      </w:pPr>
+      <w:r>
+        <w:t xml:space="preserve">Results from fifth trial of experiment 1 run outdoors 24/02/2022</w:t>
+      </w:r>
+    </w:p>
+    <w:p>
+      <w:pPr>
+        <w:pStyle w:val="FirstParagraph"/>
+      </w:pPr>
+      <w:r>
+        <w:t xml:space="preserve">With the same stationary loggers but placed differently on the pole and with new batteries, we ran the same experiment as previous day (22/23-02-2022). 5 mobile loggers were prepared: 1003 and 1010 with detached batteries and 1006,1008,1009 with batteries replaced to avoid having it behind the antenna. Conditions were cold but not windy and sunny.</w:t>
+      </w:r>
+    </w:p>
+    <w:bookmarkEnd w:id="29"/>
+    <w:bookmarkStart w:id="40" w:name="X6a325391ea215823fbe2ebbe4a12447fdd740e7"/>
+    <w:p>
+      <w:pPr>
+        <w:pStyle w:val="Heading1"/>
+      </w:pPr>
+      <w:r>
+        <w:t xml:space="preserve">Results from sixth trial of experiment 1 run outdoors 25/02/2022</w:t>
+      </w:r>
+    </w:p>
+    <w:p>
+      <w:pPr>
+        <w:pStyle w:val="FirstParagraph"/>
+      </w:pPr>
+      <w:r>
+        <w:t xml:space="preserve">With the same stationary loggers placed at the same place on the pole, we ran the same experiment as previous day (22/23-02-2022). 5 mobile loggers were prepared: 1003 and 1010 with detached batteries and 1006,1008,1009 with batteries replaced to avoid having it behind the antenna. Conditions were cold but not windy and sunny.</w:t>
       </w:r>
     </w:p>
     <w:p>
@@ -295,7 +366,7 @@
         <w:pStyle w:val="BodyText"/>
       </w:pPr>
       <w:r>
-        <w:t>Now that the data are imported and merged, we can generate figures showing the performance of the different loggers.</w:t>
+        <w:t xml:space="preserve">Now that the data are imported and merged, we can generate figures showing the performance of the different loggers and over the different tests (1,2,3).</w:t>
       </w:r>
     </w:p>
     <w:p>
@@ -303,28 +374,177 @@
         <w:pStyle w:val="BodyText"/>
       </w:pPr>
       <w:r>
-        <w:rPr>
-          <w:noProof/>
-          <w:lang w:val="en-GB" w:eastAsia="en-GB"/>
-        </w:rPr>
-        <w:lastRenderedPageBreak/>
         <w:drawing>
-          <wp:inline distT="0" distB="0" distL="0" distR="0">
-            <wp:extent cx="5334000" cy="2667000"/>
-            <wp:effectExtent l="0" t="0" r="0" b="0"/>
-            <wp:docPr id="1" name="Picture"/>
-            <wp:cNvGraphicFramePr/>
-            <a:graphic xmlns:a="http://schemas.openxmlformats.org/drawingml/2006/main">
+          <wp:inline>
+            <wp:extent cx="5334000" cy="5334000"/>
+            <wp:effectExtent b="0" l="0" r="0" t="0"/>
+            <wp:docPr descr="" title="" id="1" name="Picture"/>
+            <a:graphic>
               <a:graphicData uri="http://schemas.openxmlformats.org/drawingml/2006/picture">
-                <pic:pic xmlns:pic="http://schemas.openxmlformats.org/drawingml/2006/picture">
+                <pic:pic>
                   <pic:nvPicPr>
-                    <pic:cNvPr id="0" name="Picture" descr="Protocol-for-testing-the-loggers---Experiment-1.1_files/figure-docx/unnamed-chunk-1-1.png"/>
+                    <pic:cNvPr descr="Protocol-for-testing-the-loggers---Experiment-1.1_files/figure-docx/unnamed-chunk-1-1.png" id="0" name="Picture"/>
                     <pic:cNvPicPr>
-                      <a:picLocks noChangeAspect="1" noChangeArrowheads="1"/>
+                      <a:picLocks noChangeArrowheads="1" noChangeAspect="1"/>
                     </pic:cNvPicPr>
                   </pic:nvPicPr>
                   <pic:blipFill>
-                    <a:blip r:embed="rId7"/>
+                    <a:blip r:embed="rId30"/>
+                    <a:stretch>
+                      <a:fillRect/>
+                    </a:stretch>
+                  </pic:blipFill>
+                  <pic:spPr bwMode="auto">
+                    <a:xfrm>
+                      <a:off x="0" y="0"/>
+                      <a:ext cx="5334000" cy="5334000"/>
+                    </a:xfrm>
+                    <a:prstGeom prst="rect">
+                      <a:avLst/>
+                    </a:prstGeom>
+                    <a:noFill/>
+                    <a:ln w="9525">
+                      <a:noFill/>
+                      <a:headEnd/>
+                      <a:tailEnd/>
+                    </a:ln>
+                  </pic:spPr>
+                </pic:pic>
+              </a:graphicData>
+            </a:graphic>
+          </wp:inline>
+        </w:drawing>
+      </w:r>
+    </w:p>
+    <w:p>
+      <w:pPr>
+        <w:pStyle w:val="SourceCode"/>
+      </w:pPr>
+      <w:r>
+        <w:rPr>
+          <w:rStyle w:val="VerbatimChar"/>
+        </w:rPr>
+        <w:t xml:space="preserve">## Warning: Ignoring unknown aesthetics: shape</w:t>
+      </w:r>
+    </w:p>
+    <w:p>
+      <w:pPr>
+        <w:pStyle w:val="FirstParagraph"/>
+      </w:pPr>
+      <w:r>
+        <w:drawing>
+          <wp:inline>
+            <wp:extent cx="5334000" cy="5334000"/>
+            <wp:effectExtent b="0" l="0" r="0" t="0"/>
+            <wp:docPr descr="" title="" id="1" name="Picture"/>
+            <a:graphic>
+              <a:graphicData uri="http://schemas.openxmlformats.org/drawingml/2006/picture">
+                <pic:pic>
+                  <pic:nvPicPr>
+                    <pic:cNvPr descr="Protocol-for-testing-the-loggers---Experiment-1.1_files/figure-docx/unnamed-chunk-1-2.png" id="0" name="Picture"/>
+                    <pic:cNvPicPr>
+                      <a:picLocks noChangeArrowheads="1" noChangeAspect="1"/>
+                    </pic:cNvPicPr>
+                  </pic:nvPicPr>
+                  <pic:blipFill>
+                    <a:blip r:embed="rId31"/>
+                    <a:stretch>
+                      <a:fillRect/>
+                    </a:stretch>
+                  </pic:blipFill>
+                  <pic:spPr bwMode="auto">
+                    <a:xfrm>
+                      <a:off x="0" y="0"/>
+                      <a:ext cx="5334000" cy="5334000"/>
+                    </a:xfrm>
+                    <a:prstGeom prst="rect">
+                      <a:avLst/>
+                    </a:prstGeom>
+                    <a:noFill/>
+                    <a:ln w="9525">
+                      <a:noFill/>
+                      <a:headEnd/>
+                      <a:tailEnd/>
+                    </a:ln>
+                  </pic:spPr>
+                </pic:pic>
+              </a:graphicData>
+            </a:graphic>
+          </wp:inline>
+        </w:drawing>
+      </w:r>
+      <w:r>
+        <w:drawing>
+          <wp:inline>
+            <wp:extent cx="5334000" cy="5334000"/>
+            <wp:effectExtent b="0" l="0" r="0" t="0"/>
+            <wp:docPr descr="" title="" id="1" name="Picture"/>
+            <a:graphic>
+              <a:graphicData uri="http://schemas.openxmlformats.org/drawingml/2006/picture">
+                <pic:pic>
+                  <pic:nvPicPr>
+                    <pic:cNvPr descr="Protocol-for-testing-the-loggers---Experiment-1.1_files/figure-docx/unnamed-chunk-1-3.png" id="0" name="Picture"/>
+                    <pic:cNvPicPr>
+                      <a:picLocks noChangeArrowheads="1" noChangeAspect="1"/>
+                    </pic:cNvPicPr>
+                  </pic:nvPicPr>
+                  <pic:blipFill>
+                    <a:blip r:embed="rId32"/>
+                    <a:stretch>
+                      <a:fillRect/>
+                    </a:stretch>
+                  </pic:blipFill>
+                  <pic:spPr bwMode="auto">
+                    <a:xfrm>
+                      <a:off x="0" y="0"/>
+                      <a:ext cx="5334000" cy="5334000"/>
+                    </a:xfrm>
+                    <a:prstGeom prst="rect">
+                      <a:avLst/>
+                    </a:prstGeom>
+                    <a:noFill/>
+                    <a:ln w="9525">
+                      <a:noFill/>
+                      <a:headEnd/>
+                      <a:tailEnd/>
+                    </a:ln>
+                  </pic:spPr>
+                </pic:pic>
+              </a:graphicData>
+            </a:graphic>
+          </wp:inline>
+        </w:drawing>
+      </w:r>
+    </w:p>
+    <w:p>
+      <w:pPr>
+        <w:pStyle w:val="BodyText"/>
+      </w:pPr>
+      <w:r>
+        <w:t xml:space="preserve">After analyzing the effect of stationary loggers, we can now check the performance of mobile loggers from test 2 (only 1 mobile logger was working on test 1).</w:t>
+      </w:r>
+    </w:p>
+    <w:p>
+      <w:pPr>
+        <w:pStyle w:val="BodyText"/>
+      </w:pPr>
+      <w:r>
+        <w:drawing>
+          <wp:inline>
+            <wp:extent cx="5334000" cy="2667000"/>
+            <wp:effectExtent b="0" l="0" r="0" t="0"/>
+            <wp:docPr descr="" title="" id="1" name="Picture"/>
+            <a:graphic>
+              <a:graphicData uri="http://schemas.openxmlformats.org/drawingml/2006/picture">
+                <pic:pic>
+                  <pic:nvPicPr>
+                    <pic:cNvPr descr="Protocol-for-testing-the-loggers---Experiment-1.1_files/figure-docx/mobile%20loggers%20test%202%20-1.png" id="0" name="Picture"/>
+                    <pic:cNvPicPr>
+                      <a:picLocks noChangeArrowheads="1" noChangeAspect="1"/>
+                    </pic:cNvPicPr>
+                  </pic:nvPicPr>
+                  <pic:blipFill>
+                    <a:blip r:embed="rId33"/>
                     <a:stretch>
                       <a:fillRect/>
                     </a:stretch>
@@ -350,35 +570,23 @@
           </wp:inline>
         </w:drawing>
       </w:r>
-    </w:p>
-    <w:p>
-      <w:pPr>
-        <w:pStyle w:val="FirstParagraph"/>
-      </w:pPr>
-      <w:bookmarkStart w:id="8" w:name="_GoBack"/>
-      <w:bookmarkEnd w:id="8"/>
-      <w:r>
-        <w:rPr>
-          <w:noProof/>
-          <w:lang w:val="en-GB" w:eastAsia="en-GB"/>
-        </w:rPr>
+      <w:r>
         <w:drawing>
-          <wp:inline distT="0" distB="0" distL="0" distR="0">
+          <wp:inline>
             <wp:extent cx="5334000" cy="2667000"/>
-            <wp:effectExtent l="0" t="0" r="0" b="0"/>
-            <wp:docPr id="2" name="Picture"/>
-            <wp:cNvGraphicFramePr/>
-            <a:graphic xmlns:a="http://schemas.openxmlformats.org/drawingml/2006/main">
+            <wp:effectExtent b="0" l="0" r="0" t="0"/>
+            <wp:docPr descr="" title="" id="1" name="Picture"/>
+            <a:graphic>
               <a:graphicData uri="http://schemas.openxmlformats.org/drawingml/2006/picture">
-                <pic:pic xmlns:pic="http://schemas.openxmlformats.org/drawingml/2006/picture">
+                <pic:pic>
                   <pic:nvPicPr>
-                    <pic:cNvPr id="0" name="Picture" descr="Protocol-for-testing-the-loggers---Experiment-1.1_files/figure-docx/unnamed-chunk-1-2.png"/>
+                    <pic:cNvPr descr="Protocol-for-testing-the-loggers---Experiment-1.1_files/figure-docx/mobile%20loggers%20test%202%20-2.png" id="0" name="Picture"/>
                     <pic:cNvPicPr>
-                      <a:picLocks noChangeAspect="1" noChangeArrowheads="1"/>
+                      <a:picLocks noChangeArrowheads="1" noChangeAspect="1"/>
                     </pic:cNvPicPr>
                   </pic:nvPicPr>
                   <pic:blipFill>
-                    <a:blip r:embed="rId8"/>
+                    <a:blip r:embed="rId34"/>
                     <a:stretch>
                       <a:fillRect/>
                     </a:stretch>
@@ -405,27 +613,22 @@
         </w:drawing>
       </w:r>
       <w:r>
-        <w:rPr>
-          <w:noProof/>
-          <w:lang w:val="en-GB" w:eastAsia="en-GB"/>
-        </w:rPr>
         <w:drawing>
-          <wp:inline distT="0" distB="0" distL="0" distR="0">
+          <wp:inline>
             <wp:extent cx="5334000" cy="2667000"/>
-            <wp:effectExtent l="0" t="0" r="0" b="0"/>
-            <wp:docPr id="3" name="Picture"/>
-            <wp:cNvGraphicFramePr/>
-            <a:graphic xmlns:a="http://schemas.openxmlformats.org/drawingml/2006/main">
+            <wp:effectExtent b="0" l="0" r="0" t="0"/>
+            <wp:docPr descr="" title="" id="1" name="Picture"/>
+            <a:graphic>
               <a:graphicData uri="http://schemas.openxmlformats.org/drawingml/2006/picture">
-                <pic:pic xmlns:pic="http://schemas.openxmlformats.org/drawingml/2006/picture">
+                <pic:pic>
                   <pic:nvPicPr>
-                    <pic:cNvPr id="0" name="Picture" descr="Protocol-for-testing-the-loggers---Experiment-1.1_files/figure-docx/unnamed-chunk-1-3.png"/>
+                    <pic:cNvPr descr="Protocol-for-testing-the-loggers---Experiment-1.1_files/figure-docx/mobile%20loggers%20test%202%20-3.png" id="0" name="Picture"/>
                     <pic:cNvPicPr>
-                      <a:picLocks noChangeAspect="1" noChangeArrowheads="1"/>
+                      <a:picLocks noChangeArrowheads="1" noChangeAspect="1"/>
                     </pic:cNvPicPr>
                   </pic:nvPicPr>
                   <pic:blipFill>
-                    <a:blip r:embed="rId9"/>
+                    <a:blip r:embed="rId35"/>
                     <a:stretch>
                       <a:fillRect/>
                     </a:stretch>
@@ -451,55 +654,224 @@
           </wp:inline>
         </w:drawing>
       </w:r>
-      <w:bookmarkEnd w:id="7"/>
-    </w:p>
-    <w:sectPr>
-      <w:pgSz w:w="12240" w:h="15840"/>
-      <w:pgMar w:top="1440" w:right="1440" w:bottom="1440" w:left="1440" w:header="720" w:footer="720" w:gutter="0"/>
-      <w:cols w:space="720"/>
-    </w:sectPr>
+    </w:p>
+    <w:p>
+      <w:pPr>
+        <w:pStyle w:val="BodyText"/>
+      </w:pPr>
+      <w:r>
+        <w:t xml:space="preserve">Test of mobile logger performance for test 3. It seems that performance is not related to battery placement but the logger itself (1003 was again performing better than the other ones)</w:t>
+      </w:r>
+    </w:p>
+    <w:p>
+      <w:pPr>
+        <w:pStyle w:val="BodyText"/>
+      </w:pPr>
+      <w:r>
+        <w:drawing>
+          <wp:inline>
+            <wp:extent cx="5334000" cy="2667000"/>
+            <wp:effectExtent b="0" l="0" r="0" t="0"/>
+            <wp:docPr descr="" title="" id="1" name="Picture"/>
+            <a:graphic>
+              <a:graphicData uri="http://schemas.openxmlformats.org/drawingml/2006/picture">
+                <pic:pic>
+                  <pic:nvPicPr>
+                    <pic:cNvPr descr="Protocol-for-testing-the-loggers---Experiment-1.1_files/figure-docx/mobile%20loggers%20test%203%20-1.png" id="0" name="Picture"/>
+                    <pic:cNvPicPr>
+                      <a:picLocks noChangeArrowheads="1" noChangeAspect="1"/>
+                    </pic:cNvPicPr>
+                  </pic:nvPicPr>
+                  <pic:blipFill>
+                    <a:blip r:embed="rId36"/>
+                    <a:stretch>
+                      <a:fillRect/>
+                    </a:stretch>
+                  </pic:blipFill>
+                  <pic:spPr bwMode="auto">
+                    <a:xfrm>
+                      <a:off x="0" y="0"/>
+                      <a:ext cx="5334000" cy="2667000"/>
+                    </a:xfrm>
+                    <a:prstGeom prst="rect">
+                      <a:avLst/>
+                    </a:prstGeom>
+                    <a:noFill/>
+                    <a:ln w="9525">
+                      <a:noFill/>
+                      <a:headEnd/>
+                      <a:tailEnd/>
+                    </a:ln>
+                  </pic:spPr>
+                </pic:pic>
+              </a:graphicData>
+            </a:graphic>
+          </wp:inline>
+        </w:drawing>
+      </w:r>
+      <w:r>
+        <w:drawing>
+          <wp:inline>
+            <wp:extent cx="5334000" cy="2667000"/>
+            <wp:effectExtent b="0" l="0" r="0" t="0"/>
+            <wp:docPr descr="" title="" id="1" name="Picture"/>
+            <a:graphic>
+              <a:graphicData uri="http://schemas.openxmlformats.org/drawingml/2006/picture">
+                <pic:pic>
+                  <pic:nvPicPr>
+                    <pic:cNvPr descr="Protocol-for-testing-the-loggers---Experiment-1.1_files/figure-docx/mobile%20loggers%20test%203%20-2.png" id="0" name="Picture"/>
+                    <pic:cNvPicPr>
+                      <a:picLocks noChangeArrowheads="1" noChangeAspect="1"/>
+                    </pic:cNvPicPr>
+                  </pic:nvPicPr>
+                  <pic:blipFill>
+                    <a:blip r:embed="rId37"/>
+                    <a:stretch>
+                      <a:fillRect/>
+                    </a:stretch>
+                  </pic:blipFill>
+                  <pic:spPr bwMode="auto">
+                    <a:xfrm>
+                      <a:off x="0" y="0"/>
+                      <a:ext cx="5334000" cy="2667000"/>
+                    </a:xfrm>
+                    <a:prstGeom prst="rect">
+                      <a:avLst/>
+                    </a:prstGeom>
+                    <a:noFill/>
+                    <a:ln w="9525">
+                      <a:noFill/>
+                      <a:headEnd/>
+                      <a:tailEnd/>
+                    </a:ln>
+                  </pic:spPr>
+                </pic:pic>
+              </a:graphicData>
+            </a:graphic>
+          </wp:inline>
+        </w:drawing>
+      </w:r>
+    </w:p>
+    <w:p>
+      <w:pPr>
+        <w:pStyle w:val="BodyText"/>
+      </w:pPr>
+      <w:r>
+        <w:t xml:space="preserve">Results from test 4 for the 4 detected loggers.</w:t>
+      </w:r>
+    </w:p>
+    <w:p>
+      <w:pPr>
+        <w:pStyle w:val="BodyText"/>
+      </w:pPr>
+      <w:r>
+        <w:drawing>
+          <wp:inline>
+            <wp:extent cx="5334000" cy="2667000"/>
+            <wp:effectExtent b="0" l="0" r="0" t="0"/>
+            <wp:docPr descr="" title="" id="1" name="Picture"/>
+            <a:graphic>
+              <a:graphicData uri="http://schemas.openxmlformats.org/drawingml/2006/picture">
+                <pic:pic>
+                  <pic:nvPicPr>
+                    <pic:cNvPr descr="Protocol-for-testing-the-loggers---Experiment-1.1_files/figure-docx/mobile%20loggers%20test%204%20-1.png" id="0" name="Picture"/>
+                    <pic:cNvPicPr>
+                      <a:picLocks noChangeArrowheads="1" noChangeAspect="1"/>
+                    </pic:cNvPicPr>
+                  </pic:nvPicPr>
+                  <pic:blipFill>
+                    <a:blip r:embed="rId38"/>
+                    <a:stretch>
+                      <a:fillRect/>
+                    </a:stretch>
+                  </pic:blipFill>
+                  <pic:spPr bwMode="auto">
+                    <a:xfrm>
+                      <a:off x="0" y="0"/>
+                      <a:ext cx="5334000" cy="2667000"/>
+                    </a:xfrm>
+                    <a:prstGeom prst="rect">
+                      <a:avLst/>
+                    </a:prstGeom>
+                    <a:noFill/>
+                    <a:ln w="9525">
+                      <a:noFill/>
+                      <a:headEnd/>
+                      <a:tailEnd/>
+                    </a:ln>
+                  </pic:spPr>
+                </pic:pic>
+              </a:graphicData>
+            </a:graphic>
+          </wp:inline>
+        </w:drawing>
+      </w:r>
+      <w:r>
+        <w:drawing>
+          <wp:inline>
+            <wp:extent cx="5334000" cy="2667000"/>
+            <wp:effectExtent b="0" l="0" r="0" t="0"/>
+            <wp:docPr descr="" title="" id="1" name="Picture"/>
+            <a:graphic>
+              <a:graphicData uri="http://schemas.openxmlformats.org/drawingml/2006/picture">
+                <pic:pic>
+                  <pic:nvPicPr>
+                    <pic:cNvPr descr="Protocol-for-testing-the-loggers---Experiment-1.1_files/figure-docx/mobile%20loggers%20test%204%20-2.png" id="0" name="Picture"/>
+                    <pic:cNvPicPr>
+                      <a:picLocks noChangeArrowheads="1" noChangeAspect="1"/>
+                    </pic:cNvPicPr>
+                  </pic:nvPicPr>
+                  <pic:blipFill>
+                    <a:blip r:embed="rId39"/>
+                    <a:stretch>
+                      <a:fillRect/>
+                    </a:stretch>
+                  </pic:blipFill>
+                  <pic:spPr bwMode="auto">
+                    <a:xfrm>
+                      <a:off x="0" y="0"/>
+                      <a:ext cx="5334000" cy="2667000"/>
+                    </a:xfrm>
+                    <a:prstGeom prst="rect">
+                      <a:avLst/>
+                    </a:prstGeom>
+                    <a:noFill/>
+                    <a:ln w="9525">
+                      <a:noFill/>
+                      <a:headEnd/>
+                      <a:tailEnd/>
+                    </a:ln>
+                  </pic:spPr>
+                </pic:pic>
+              </a:graphicData>
+            </a:graphic>
+          </wp:inline>
+        </w:drawing>
+      </w:r>
+    </w:p>
+    <w:bookmarkEnd w:id="40"/>
+    <w:sectPr/>
   </w:body>
 </w:document>
 </file>
 
-<file path=word/endnotes.xml><?xml version="1.0" encoding="utf-8"?>
-<w:endnotes xmlns:wpc="http://schemas.microsoft.com/office/word/2010/wordprocessingCanvas" xmlns:cx="http://schemas.microsoft.com/office/drawing/2014/chartex" xmlns:cx1="http://schemas.microsoft.com/office/drawing/2015/9/8/chartex" xmlns:mc="http://schemas.openxmlformats.org/markup-compatibility/2006" xmlns:o="urn:schemas-microsoft-com:office:office" xmlns:r="http://schemas.openxmlformats.org/officeDocument/2006/relationships" xmlns:m="http://schemas.openxmlformats.org/officeDocument/2006/math" xmlns:v="urn:schemas-microsoft-com:vml" xmlns:wp14="http://schemas.microsoft.com/office/word/2010/wordprocessingDrawing" xmlns:wp="http://schemas.openxmlformats.org/drawingml/2006/wordprocessingDrawing" xmlns:w10="urn:schemas-microsoft-com:office:word" xmlns:w="http://schemas.openxmlformats.org/wordprocessingml/2006/main" xmlns:w14="http://schemas.microsoft.com/office/word/2010/wordml" xmlns:w15="http://schemas.microsoft.com/office/word/2012/wordml" xmlns:w16se="http://schemas.microsoft.com/office/word/2015/wordml/symex" xmlns:wpg="http://schemas.microsoft.com/office/word/2010/wordprocessingGroup" xmlns:wpi="http://schemas.microsoft.com/office/word/2010/wordprocessingInk" xmlns:wne="http://schemas.microsoft.com/office/word/2006/wordml" xmlns:wps="http://schemas.microsoft.com/office/word/2010/wordprocessingShape" mc:Ignorable="w14 w15 w16se wp14">
-  <w:endnote w:type="separator" w:id="-1">
-    <w:p>
-      <w:pPr>
-        <w:spacing w:after="0"/>
-      </w:pPr>
-      <w:r>
-        <w:separator/>
-      </w:r>
-    </w:p>
-  </w:endnote>
-  <w:endnote w:type="continuationSeparator" w:id="0">
-    <w:p>
-      <w:pPr>
-        <w:spacing w:after="0"/>
-      </w:pPr>
-      <w:r>
-        <w:continuationSeparator/>
-      </w:r>
-    </w:p>
-  </w:endnote>
-</w:endnotes>
+<file path=word/comments.xml><?xml version="1.0" encoding="utf-8"?>
+<w:comments xmlns:w="http://schemas.openxmlformats.org/wordprocessingml/2006/main" xmlns:m="http://schemas.openxmlformats.org/officeDocument/2006/math" xmlns:r="http://schemas.openxmlformats.org/officeDocument/2006/relationships" xmlns:o="urn:schemas-microsoft-com:office:office" xmlns:v="urn:schemas-microsoft-com:vml" xmlns:w10="urn:schemas-microsoft-com:office:word" xmlns:a="http://schemas.openxmlformats.org/drawingml/2006/main" xmlns:pic="http://schemas.openxmlformats.org/drawingml/2006/picture" xmlns:wp="http://schemas.openxmlformats.org/drawingml/2006/wordprocessingDrawing"/>
 </file>
 
 <file path=word/footnotes.xml><?xml version="1.0" encoding="utf-8"?>
-<w:footnotes xmlns:wpc="http://schemas.microsoft.com/office/word/2010/wordprocessingCanvas" xmlns:cx="http://schemas.microsoft.com/office/drawing/2014/chartex" xmlns:cx1="http://schemas.microsoft.com/office/drawing/2015/9/8/chartex" xmlns:mc="http://schemas.openxmlformats.org/markup-compatibility/2006" xmlns:o="urn:schemas-microsoft-com:office:office" xmlns:r="http://schemas.openxmlformats.org/officeDocument/2006/relationships" xmlns:m="http://schemas.openxmlformats.org/officeDocument/2006/math" xmlns:v="urn:schemas-microsoft-com:vml" xmlns:wp14="http://schemas.microsoft.com/office/word/2010/wordprocessingDrawing" xmlns:wp="http://schemas.openxmlformats.org/drawingml/2006/wordprocessingDrawing" xmlns:w10="urn:schemas-microsoft-com:office:word" xmlns:w="http://schemas.openxmlformats.org/wordprocessingml/2006/main" xmlns:w14="http://schemas.microsoft.com/office/word/2010/wordml" xmlns:w15="http://schemas.microsoft.com/office/word/2012/wordml" xmlns:w16se="http://schemas.microsoft.com/office/word/2015/wordml/symex" xmlns:wpg="http://schemas.microsoft.com/office/word/2010/wordprocessingGroup" xmlns:wpi="http://schemas.microsoft.com/office/word/2010/wordprocessingInk" xmlns:wne="http://schemas.microsoft.com/office/word/2006/wordml" xmlns:wps="http://schemas.microsoft.com/office/word/2010/wordprocessingShape" mc:Ignorable="w14 w15 w16se wp14">
+<w:footnotes xmlns:w="http://schemas.openxmlformats.org/wordprocessingml/2006/main" xmlns:m="http://schemas.openxmlformats.org/officeDocument/2006/math" xmlns:r="http://schemas.openxmlformats.org/officeDocument/2006/relationships" xmlns:o="urn:schemas-microsoft-com:office:office" xmlns:v="urn:schemas-microsoft-com:vml" xmlns:w10="urn:schemas-microsoft-com:office:word" xmlns:a="http://schemas.openxmlformats.org/drawingml/2006/main" xmlns:pic="http://schemas.openxmlformats.org/drawingml/2006/picture" xmlns:wp="http://schemas.openxmlformats.org/drawingml/2006/wordprocessingDrawing">
+  <w:footnote w:type="continuationSeparator" w:id="0">
+    <w:p>
+      <w:r>
+        <w:continuationSeparator/>
+      </w:r>
+    </w:p>
+  </w:footnote>
   <w:footnote w:type="separator" w:id="-1">
     <w:p>
       <w:r>
         <w:separator/>
-      </w:r>
-    </w:p>
-  </w:footnote>
-  <w:footnote w:type="continuationSeparator" w:id="0">
-    <w:p>
-      <w:r>
-        <w:continuationSeparator/>
       </w:r>
     </w:p>
   </w:footnote>
@@ -507,11 +879,113 @@
 </file>
 
 <file path=word/numbering.xml><?xml version="1.0" encoding="utf-8"?>
-<w:numbering xmlns:wpc="http://schemas.microsoft.com/office/word/2010/wordprocessingCanvas" xmlns:cx="http://schemas.microsoft.com/office/drawing/2014/chartex" xmlns:cx1="http://schemas.microsoft.com/office/drawing/2015/9/8/chartex" xmlns:mc="http://schemas.openxmlformats.org/markup-compatibility/2006" xmlns:o="urn:schemas-microsoft-com:office:office" xmlns:r="http://schemas.openxmlformats.org/officeDocument/2006/relationships" xmlns:m="http://schemas.openxmlformats.org/officeDocument/2006/math" xmlns:v="urn:schemas-microsoft-com:vml" xmlns:wp14="http://schemas.microsoft.com/office/word/2010/wordprocessingDrawing" xmlns:wp="http://schemas.openxmlformats.org/drawingml/2006/wordprocessingDrawing" xmlns:w10="urn:schemas-microsoft-com:office:word" xmlns:w="http://schemas.openxmlformats.org/wordprocessingml/2006/main" xmlns:w14="http://schemas.microsoft.com/office/word/2010/wordml" xmlns:w15="http://schemas.microsoft.com/office/word/2012/wordml" xmlns:w16se="http://schemas.microsoft.com/office/word/2015/wordml/symex" xmlns:wpg="http://schemas.microsoft.com/office/word/2010/wordprocessingGroup" xmlns:wpi="http://schemas.microsoft.com/office/word/2010/wordprocessingInk" xmlns:wne="http://schemas.microsoft.com/office/word/2006/wordml" xmlns:wps="http://schemas.microsoft.com/office/word/2010/wordprocessingShape" mc:Ignorable="w14 w15 w16se wp14">
-  <w:abstractNum w:abstractNumId="0" w15:restartNumberingAfterBreak="0">
-    <w:nsid w:val="EA454B4C"/>
+<w:numbering xmlns:w="http://schemas.openxmlformats.org/wordprocessingml/2006/main">
+  <w:abstractNum w:abstractNumId="990">
+    <w:nsid w:val="2c1ae401"/>
     <w:multiLevelType w:val="multilevel"/>
-    <w:tmpl w:val="3D62337A"/>
+    <w:lvl w:ilvl="0">
+      <w:numFmt w:val="bullet"/>
+      <w:lvlText w:val=" "/>
+      <w:lvlJc w:val="left"/>
+      <w:pPr>
+        <w:tabs>
+          <w:tab w:val="num" w:pos="0"/>
+        </w:tabs>
+        <w:ind w:left="480" w:hanging="480"/>
+      </w:pPr>
+    </w:lvl>
+    <w:lvl w:ilvl="1">
+      <w:numFmt w:val="bullet"/>
+      <w:lvlText w:val=" "/>
+      <w:lvlJc w:val="left"/>
+      <w:pPr>
+        <w:tabs>
+          <w:tab w:val="num" w:pos="720"/>
+        </w:tabs>
+        <w:ind w:left="1200" w:hanging="480"/>
+      </w:pPr>
+    </w:lvl>
+    <w:lvl w:ilvl="2">
+      <w:numFmt w:val="bullet"/>
+      <w:lvlText w:val=" "/>
+      <w:lvlJc w:val="left"/>
+      <w:pPr>
+        <w:tabs>
+          <w:tab w:val="num" w:pos="1440"/>
+        </w:tabs>
+        <w:ind w:left="1920" w:hanging="480"/>
+      </w:pPr>
+    </w:lvl>
+    <w:lvl w:ilvl="3">
+      <w:numFmt w:val="bullet"/>
+      <w:lvlText w:val=" "/>
+      <w:lvlJc w:val="left"/>
+      <w:pPr>
+        <w:tabs>
+          <w:tab w:val="num" w:pos="2160"/>
+        </w:tabs>
+        <w:ind w:left="2640" w:hanging="480"/>
+      </w:pPr>
+    </w:lvl>
+    <w:lvl w:ilvl="4">
+      <w:numFmt w:val="bullet"/>
+      <w:lvlText w:val=" "/>
+      <w:lvlJc w:val="left"/>
+      <w:pPr>
+        <w:tabs>
+          <w:tab w:val="num" w:pos="2880"/>
+        </w:tabs>
+        <w:ind w:left="3360" w:hanging="480"/>
+      </w:pPr>
+    </w:lvl>
+    <w:lvl w:ilvl="5">
+      <w:numFmt w:val="bullet"/>
+      <w:lvlText w:val=" "/>
+      <w:lvlJc w:val="left"/>
+      <w:pPr>
+        <w:tabs>
+          <w:tab w:val="num" w:pos="3600"/>
+        </w:tabs>
+        <w:ind w:left="4080" w:hanging="480"/>
+      </w:pPr>
+    </w:lvl>
+    <w:lvl w:ilvl="6">
+      <w:numFmt w:val="bullet"/>
+      <w:lvlText w:val=" "/>
+      <w:lvlJc w:val="left"/>
+      <w:pPr>
+        <w:tabs>
+          <w:tab w:val="num" w:pos="4320"/>
+        </w:tabs>
+        <w:ind w:left="4800" w:hanging="480"/>
+      </w:pPr>
+    </w:lvl>
+    <w:lvl w:ilvl="7">
+      <w:numFmt w:val="bullet"/>
+      <w:lvlText w:val=" "/>
+      <w:lvlJc w:val="left"/>
+      <w:pPr>
+        <w:tabs>
+          <w:tab w:val="num" w:pos="5040"/>
+        </w:tabs>
+        <w:ind w:left="5520" w:hanging="480"/>
+      </w:pPr>
+    </w:lvl>
+    <w:lvl w:ilvl="8">
+      <w:numFmt w:val="bullet"/>
+      <w:lvlText w:val=" "/>
+      <w:lvlJc w:val="left"/>
+      <w:pPr>
+        <w:tabs>
+          <w:tab w:val="num" w:pos="5760"/>
+        </w:tabs>
+        <w:ind w:left="6240" w:hanging="480"/>
+      </w:pPr>
+    </w:lvl>
+  </w:abstractNum>
+  <w:abstractNum w:abstractNumId="991">
+    <w:nsid w:val="ea454b4c"/>
+    <w:multiLevelType w:val="multilevel"/>
     <w:lvl w:ilvl="0">
       <w:numFmt w:val="bullet"/>
       <w:lvlText w:val="•"/>
@@ -612,121 +1086,17 @@
       </w:pPr>
     </w:lvl>
   </w:abstractNum>
-  <w:abstractNum w:abstractNumId="1" w15:restartNumberingAfterBreak="0">
-    <w:nsid w:val="2C1AE401"/>
-    <w:multiLevelType w:val="multilevel"/>
-    <w:tmpl w:val="DAD010E4"/>
-    <w:lvl w:ilvl="0">
-      <w:numFmt w:val="bullet"/>
-      <w:lvlText w:val=" "/>
-      <w:lvlJc w:val="left"/>
-      <w:pPr>
-        <w:tabs>
-          <w:tab w:val="num" w:pos="0"/>
-        </w:tabs>
-        <w:ind w:left="480" w:hanging="480"/>
-      </w:pPr>
-    </w:lvl>
-    <w:lvl w:ilvl="1">
-      <w:numFmt w:val="bullet"/>
-      <w:lvlText w:val=" "/>
-      <w:lvlJc w:val="left"/>
-      <w:pPr>
-        <w:tabs>
-          <w:tab w:val="num" w:pos="720"/>
-        </w:tabs>
-        <w:ind w:left="1200" w:hanging="480"/>
-      </w:pPr>
-    </w:lvl>
-    <w:lvl w:ilvl="2">
-      <w:numFmt w:val="bullet"/>
-      <w:lvlText w:val=" "/>
-      <w:lvlJc w:val="left"/>
-      <w:pPr>
-        <w:tabs>
-          <w:tab w:val="num" w:pos="1440"/>
-        </w:tabs>
-        <w:ind w:left="1920" w:hanging="480"/>
-      </w:pPr>
-    </w:lvl>
-    <w:lvl w:ilvl="3">
-      <w:numFmt w:val="bullet"/>
-      <w:lvlText w:val=" "/>
-      <w:lvlJc w:val="left"/>
-      <w:pPr>
-        <w:tabs>
-          <w:tab w:val="num" w:pos="2160"/>
-        </w:tabs>
-        <w:ind w:left="2640" w:hanging="480"/>
-      </w:pPr>
-    </w:lvl>
-    <w:lvl w:ilvl="4">
-      <w:numFmt w:val="bullet"/>
-      <w:lvlText w:val=" "/>
-      <w:lvlJc w:val="left"/>
-      <w:pPr>
-        <w:tabs>
-          <w:tab w:val="num" w:pos="2880"/>
-        </w:tabs>
-        <w:ind w:left="3360" w:hanging="480"/>
-      </w:pPr>
-    </w:lvl>
-    <w:lvl w:ilvl="5">
-      <w:numFmt w:val="bullet"/>
-      <w:lvlText w:val=" "/>
-      <w:lvlJc w:val="left"/>
-      <w:pPr>
-        <w:tabs>
-          <w:tab w:val="num" w:pos="3600"/>
-        </w:tabs>
-        <w:ind w:left="4080" w:hanging="480"/>
-      </w:pPr>
-    </w:lvl>
-    <w:lvl w:ilvl="6">
-      <w:numFmt w:val="bullet"/>
-      <w:lvlText w:val=" "/>
-      <w:lvlJc w:val="left"/>
-      <w:pPr>
-        <w:tabs>
-          <w:tab w:val="num" w:pos="4320"/>
-        </w:tabs>
-        <w:ind w:left="4800" w:hanging="480"/>
-      </w:pPr>
-    </w:lvl>
-    <w:lvl w:ilvl="7">
-      <w:numFmt w:val="bullet"/>
-      <w:lvlText w:val=" "/>
-      <w:lvlJc w:val="left"/>
-      <w:pPr>
-        <w:tabs>
-          <w:tab w:val="num" w:pos="5040"/>
-        </w:tabs>
-        <w:ind w:left="5520" w:hanging="480"/>
-      </w:pPr>
-    </w:lvl>
-    <w:lvl w:ilvl="8">
-      <w:numFmt w:val="bullet"/>
-      <w:lvlText w:val=" "/>
-      <w:lvlJc w:val="left"/>
-      <w:pPr>
-        <w:tabs>
-          <w:tab w:val="num" w:pos="5760"/>
-        </w:tabs>
-        <w:ind w:left="6240" w:hanging="480"/>
-      </w:pPr>
-    </w:lvl>
-  </w:abstractNum>
-  <w:num w:numId="1">
-    <w:abstractNumId w:val="1"/>
+  <w:num w:numId="1000">
+    <w:abstractNumId w:val="990"/>
   </w:num>
-  <w:num w:numId="2">
-    <w:abstractNumId w:val="0"/>
+  <w:num w:numId="1001">
+    <w:abstractNumId w:val="991"/>
   </w:num>
 </w:numbering>
 </file>
 
 <file path=word/styles.xml><?xml version="1.0" encoding="utf-8"?>
-<w:styles xmlns:mc="http://schemas.openxmlformats.org/markup-compatibility/2006" xmlns:r="http://schemas.openxmlformats.org/officeDocument/2006/relationships" xmlns:w="http://schemas.openxmlformats.org/wordprocessingml/2006/main" xmlns:w14="http://schemas.microsoft.com/office/word/2010/wordml" xmlns:w15="http://schemas.microsoft.com/office/word/2012/wordml" xmlns:w16se="http://schemas.microsoft.com/office/word/2015/wordml/symex" mc:Ignorable="w14 w15 w16se">
+<w:styles xmlns:r="http://schemas.openxmlformats.org/officeDocument/2006/relationships" xmlns:w="http://schemas.openxmlformats.org/wordprocessingml/2006/main">
   <w:docDefaults>
     <w:rPrDefault>
       <w:rPr>
@@ -742,334 +1112,115 @@
       </w:pPr>
     </w:pPrDefault>
   </w:docDefaults>
-  <w:latentStyles w:defLockedState="0" w:defUIPriority="0" w:defSemiHidden="0" w:defUnhideWhenUsed="0" w:defQFormat="0" w:count="371">
-    <w:lsdException w:name="index 1" w:semiHidden="1" w:unhideWhenUsed="1"/>
-    <w:lsdException w:name="index 7" w:semiHidden="1" w:unhideWhenUsed="1"/>
-    <w:lsdException w:name="index 8" w:semiHidden="1" w:unhideWhenUsed="1"/>
-    <w:lsdException w:name="index 9" w:semiHidden="1" w:unhideWhenUsed="1"/>
-    <w:lsdException w:name="toc 1" w:semiHidden="1" w:unhideWhenUsed="1"/>
-    <w:lsdException w:name="toc 2" w:semiHidden="1" w:unhideWhenUsed="1"/>
-    <w:lsdException w:name="toc 3" w:semiHidden="1" w:unhideWhenUsed="1"/>
-    <w:lsdException w:name="toc 4" w:semiHidden="1" w:unhideWhenUsed="1"/>
-    <w:lsdException w:name="toc 5" w:semiHidden="1" w:unhideWhenUsed="1"/>
-    <w:lsdException w:name="toc 6" w:semiHidden="1" w:unhideWhenUsed="1"/>
-    <w:lsdException w:name="toc 7" w:semiHidden="1" w:unhideWhenUsed="1"/>
-    <w:lsdException w:name="toc 8" w:semiHidden="1" w:unhideWhenUsed="1"/>
-    <w:lsdException w:name="toc 9" w:semiHidden="1" w:unhideWhenUsed="1"/>
-    <w:lsdException w:name="Normal Indent" w:semiHidden="1" w:unhideWhenUsed="1"/>
-    <w:lsdException w:name="footnote text" w:semiHidden="1" w:unhideWhenUsed="1"/>
-    <w:lsdException w:name="annotation text" w:semiHidden="1" w:unhideWhenUsed="1"/>
-    <w:lsdException w:name="header" w:semiHidden="1" w:unhideWhenUsed="1"/>
-    <w:lsdException w:name="footer" w:semiHidden="1" w:unhideWhenUsed="1"/>
-    <w:lsdException w:name="index heading" w:semiHidden="1" w:unhideWhenUsed="1"/>
-    <w:lsdException w:name="caption" w:semiHidden="1" w:unhideWhenUsed="1"/>
-    <w:lsdException w:name="table of figures" w:semiHidden="1" w:unhideWhenUsed="1"/>
-    <w:lsdException w:name="envelope address" w:semiHidden="1" w:unhideWhenUsed="1"/>
-    <w:lsdException w:name="envelope return" w:semiHidden="1" w:unhideWhenUsed="1"/>
-    <w:lsdException w:name="footnote reference" w:semiHidden="1" w:unhideWhenUsed="1"/>
-    <w:lsdException w:name="annotation reference" w:semiHidden="1" w:unhideWhenUsed="1"/>
-    <w:lsdException w:name="line number" w:semiHidden="1" w:unhideWhenUsed="1"/>
-    <w:lsdException w:name="page number" w:semiHidden="1" w:unhideWhenUsed="1"/>
-    <w:lsdException w:name="endnote reference" w:semiHidden="1" w:unhideWhenUsed="1"/>
-    <w:lsdException w:name="endnote text" w:semiHidden="1" w:unhideWhenUsed="1"/>
-    <w:lsdException w:name="table of authorities" w:semiHidden="1" w:unhideWhenUsed="1"/>
-    <w:lsdException w:name="macro" w:semiHidden="1" w:unhideWhenUsed="1"/>
-    <w:lsdException w:name="toa heading" w:semiHidden="1" w:unhideWhenUsed="1"/>
-    <w:lsdException w:name="List" w:semiHidden="1" w:unhideWhenUsed="1"/>
-    <w:lsdException w:name="List Bullet" w:semiHidden="1" w:unhideWhenUsed="1"/>
-    <w:lsdException w:name="List Number" w:semiHidden="1" w:unhideWhenUsed="1"/>
-    <w:lsdException w:name="List 2" w:semiHidden="1" w:unhideWhenUsed="1"/>
-    <w:lsdException w:name="List 3" w:semiHidden="1" w:unhideWhenUsed="1"/>
-    <w:lsdException w:name="List 4" w:semiHidden="1" w:unhideWhenUsed="1"/>
-    <w:lsdException w:name="List 5" w:semiHidden="1" w:unhideWhenUsed="1"/>
-    <w:lsdException w:name="List Bullet 2" w:semiHidden="1" w:unhideWhenUsed="1"/>
-    <w:lsdException w:name="List Bullet 3" w:semiHidden="1" w:unhideWhenUsed="1"/>
-    <w:lsdException w:name="List Bullet 4" w:semiHidden="1" w:unhideWhenUsed="1"/>
-    <w:lsdException w:name="List Bullet 5" w:semiHidden="1" w:unhideWhenUsed="1"/>
-    <w:lsdException w:name="List Number 3" w:semiHidden="1" w:unhideWhenUsed="1"/>
-    <w:lsdException w:name="List Number 4" w:semiHidden="1" w:unhideWhenUsed="1"/>
-    <w:lsdException w:name="Closing" w:semiHidden="1" w:unhideWhenUsed="1"/>
-    <w:lsdException w:name="Signature" w:semiHidden="1" w:unhideWhenUsed="1"/>
-    <w:lsdException w:name="Default Paragraph Font" w:semiHidden="1" w:unhideWhenUsed="1"/>
-    <w:lsdException w:name="Body Text" w:semiHidden="1" w:unhideWhenUsed="1"/>
-    <w:lsdException w:name="Body Text Indent" w:semiHidden="1" w:unhideWhenUsed="1"/>
-    <w:lsdException w:name="List Continue" w:semiHidden="1" w:unhideWhenUsed="1"/>
-    <w:lsdException w:name="List Continue 2" w:semiHidden="1" w:unhideWhenUsed="1"/>
-    <w:lsdException w:name="List Continue 3" w:semiHidden="1" w:unhideWhenUsed="1"/>
-    <w:lsdException w:name="List Continue 4" w:semiHidden="1" w:unhideWhenUsed="1"/>
-    <w:lsdException w:name="List Continue 5" w:semiHidden="1" w:unhideWhenUsed="1"/>
-    <w:lsdException w:name="Message Header" w:semiHidden="1" w:unhideWhenUsed="1"/>
-    <w:lsdException w:name="Salutation" w:semiHidden="1" w:unhideWhenUsed="1"/>
-    <w:lsdException w:name="Date" w:semiHidden="1" w:unhideWhenUsed="1"/>
-    <w:lsdException w:name="Body Text First Indent" w:semiHidden="1" w:unhideWhenUsed="1"/>
-    <w:lsdException w:name="Body Text First Indent 2" w:semiHidden="1" w:unhideWhenUsed="1"/>
-    <w:lsdException w:name="Note Heading" w:semiHidden="1" w:unhideWhenUsed="1"/>
-    <w:lsdException w:name="Body Text 2" w:semiHidden="1" w:unhideWhenUsed="1"/>
-    <w:lsdException w:name="Body Text 3" w:semiHidden="1" w:unhideWhenUsed="1"/>
-    <w:lsdException w:name="Body Text Indent 2" w:semiHidden="1" w:unhideWhenUsed="1"/>
-    <w:lsdException w:name="Document Map" w:semiHidden="1" w:unhideWhenUsed="1"/>
-    <w:lsdException w:name="Plain Text" w:semiHidden="1" w:unhideWhenUsed="1"/>
-    <w:lsdException w:name="E-mail Signature" w:semiHidden="1" w:unhideWhenUsed="1"/>
-    <w:lsdException w:name="HTML Top of Form" w:semiHidden="1" w:unhideWhenUsed="1"/>
-    <w:lsdException w:name="HTML Bottom of Form" w:semiHidden="1" w:unhideWhenUsed="1"/>
-    <w:lsdException w:name="Normal (Web)" w:semiHidden="1" w:unhideWhenUsed="1"/>
-    <w:lsdException w:name="HTML Acronym" w:semiHidden="1" w:unhideWhenUsed="1"/>
-    <w:lsdException w:name="HTML Address" w:semiHidden="1" w:unhideWhenUsed="1"/>
-    <w:lsdException w:name="HTML Cite" w:semiHidden="1" w:unhideWhenUsed="1"/>
-    <w:lsdException w:name="HTML Code" w:semiHidden="1" w:unhideWhenUsed="1"/>
-    <w:lsdException w:name="HTML Definition" w:semiHidden="1" w:unhideWhenUsed="1"/>
-    <w:lsdException w:name="HTML Keyboard" w:semiHidden="1" w:unhideWhenUsed="1"/>
-    <w:lsdException w:name="HTML Preformatted" w:semiHidden="1" w:unhideWhenUsed="1"/>
-    <w:lsdException w:name="HTML Sample" w:semiHidden="1" w:unhideWhenUsed="1"/>
-    <w:lsdException w:name="HTML Typewriter" w:semiHidden="1" w:unhideWhenUsed="1"/>
-    <w:lsdException w:name="HTML Variable" w:semiHidden="1" w:unhideWhenUsed="1"/>
-    <w:lsdException w:name="Normal Table" w:semiHidden="1" w:unhideWhenUsed="1"/>
-    <w:lsdException w:name="annotation subject" w:semiHidden="1" w:unhideWhenUsed="1"/>
-    <w:lsdException w:name="No List" w:semiHidden="1" w:unhideWhenUsed="1"/>
-    <w:lsdException w:name="Outline List 1" w:semiHidden="1" w:unhideWhenUsed="1"/>
-    <w:lsdException w:name="Outline List 2" w:semiHidden="1" w:unhideWhenUsed="1"/>
-    <w:lsdException w:name="Outline List 3" w:semiHidden="1" w:unhideWhenUsed="1"/>
-    <w:lsdException w:name="Table Simple 1" w:semiHidden="1" w:unhideWhenUsed="1"/>
-    <w:lsdException w:name="Table Simple 2" w:semiHidden="1" w:unhideWhenUsed="1"/>
-    <w:lsdException w:name="Table Simple 3" w:semiHidden="1" w:unhideWhenUsed="1"/>
-    <w:lsdException w:name="Table Classic 1" w:semiHidden="1" w:unhideWhenUsed="1"/>
-    <w:lsdException w:name="Table Classic 2" w:semiHidden="1" w:unhideWhenUsed="1"/>
-    <w:lsdException w:name="Table Classic 3" w:semiHidden="1" w:unhideWhenUsed="1"/>
-    <w:lsdException w:name="Table Classic 4" w:semiHidden="1" w:unhideWhenUsed="1"/>
-    <w:lsdException w:name="Table Colorful 1" w:semiHidden="1" w:unhideWhenUsed="1"/>
-    <w:lsdException w:name="Table Colorful 2" w:semiHidden="1" w:unhideWhenUsed="1"/>
-    <w:lsdException w:name="Table Colorful 3" w:semiHidden="1" w:unhideWhenUsed="1"/>
-    <w:lsdException w:name="Table Columns 1" w:semiHidden="1" w:unhideWhenUsed="1"/>
-    <w:lsdException w:name="Table Columns 2" w:semiHidden="1" w:unhideWhenUsed="1"/>
-    <w:lsdException w:name="Table Columns 3" w:semiHidden="1" w:unhideWhenUsed="1"/>
-    <w:lsdException w:name="Table Columns 4" w:semiHidden="1" w:unhideWhenUsed="1"/>
-    <w:lsdException w:name="Table Columns 5" w:semiHidden="1" w:unhideWhenUsed="1"/>
-    <w:lsdException w:name="Table Grid 1" w:semiHidden="1" w:unhideWhenUsed="1"/>
-    <w:lsdException w:name="Table Grid 2" w:semiHidden="1" w:unhideWhenUsed="1"/>
-    <w:lsdException w:name="Table Grid 3" w:semiHidden="1" w:unhideWhenUsed="1"/>
-    <w:lsdException w:name="Table Grid 4" w:semiHidden="1" w:unhideWhenUsed="1"/>
-    <w:lsdException w:name="Table Grid 5" w:semiHidden="1" w:unhideWhenUsed="1"/>
-    <w:lsdException w:name="Table Grid 6" w:semiHidden="1" w:unhideWhenUsed="1"/>
-    <w:lsdException w:name="Table Grid 7" w:semiHidden="1" w:unhideWhenUsed="1"/>
-    <w:lsdException w:name="Table Grid 8" w:semiHidden="1" w:unhideWhenUsed="1"/>
-    <w:lsdException w:name="Table List 1" w:semiHidden="1" w:unhideWhenUsed="1"/>
-    <w:lsdException w:name="Table List 2" w:semiHidden="1" w:unhideWhenUsed="1"/>
-    <w:lsdException w:name="Table List 3" w:semiHidden="1" w:unhideWhenUsed="1"/>
-    <w:lsdException w:name="Table List 4" w:semiHidden="1" w:unhideWhenUsed="1"/>
-    <w:lsdException w:name="Table List 5" w:semiHidden="1" w:unhideWhenUsed="1"/>
-    <w:lsdException w:name="Table List 6" w:semiHidden="1" w:unhideWhenUsed="1"/>
-    <w:lsdException w:name="Table List 7" w:semiHidden="1" w:unhideWhenUsed="1"/>
-    <w:lsdException w:name="Table List 8" w:semiHidden="1" w:unhideWhenUsed="1"/>
-    <w:lsdException w:name="Table 3D effects 1" w:semiHidden="1" w:unhideWhenUsed="1"/>
-    <w:lsdException w:name="Table 3D effects 2" w:semiHidden="1" w:unhideWhenUsed="1"/>
-    <w:lsdException w:name="Table 3D effects 3" w:semiHidden="1" w:unhideWhenUsed="1"/>
-    <w:lsdException w:name="Table Contemporary" w:semiHidden="1" w:unhideWhenUsed="1"/>
-    <w:lsdException w:name="Table Elegant" w:semiHidden="1" w:unhideWhenUsed="1"/>
-    <w:lsdException w:name="Table Professional" w:semiHidden="1" w:unhideWhenUsed="1"/>
-    <w:lsdException w:name="Table Subtle 1" w:semiHidden="1" w:unhideWhenUsed="1"/>
-    <w:lsdException w:name="Table Subtle 2" w:semiHidden="1" w:unhideWhenUsed="1"/>
-    <w:lsdException w:name="Table Web 1" w:semiHidden="1" w:unhideWhenUsed="1"/>
-    <w:lsdException w:name="Table Web 2" w:semiHidden="1" w:unhideWhenUsed="1"/>
-    <w:lsdException w:name="Table Web 3" w:semiHidden="1" w:unhideWhenUsed="1"/>
-    <w:lsdException w:name="Balloon Text" w:semiHidden="1" w:unhideWhenUsed="1"/>
-    <w:lsdException w:name="Table Theme" w:semiHidden="1" w:unhideWhenUsed="1"/>
-    <w:lsdException w:name="Placeholder Text" w:semiHidden="1"/>
-    <w:lsdException w:name="Light Shading"/>
-    <w:lsdException w:name="Light List"/>
-    <w:lsdException w:name="Light Grid"/>
-    <w:lsdException w:name="Medium Shading 1"/>
-    <w:lsdException w:name="Medium Shading 2"/>
-    <w:lsdException w:name="Medium List 1"/>
-    <w:lsdException w:name="Medium List 2"/>
-    <w:lsdException w:name="Light Shading Accent 1"/>
-    <w:lsdException w:name="Light List Accent 1"/>
-    <w:lsdException w:name="Light Grid Accent 1"/>
-    <w:lsdException w:name="Medium Shading 1 Accent 1"/>
-    <w:lsdException w:name="Medium Shading 2 Accent 1"/>
-    <w:lsdException w:name="Medium List 1 Accent 1"/>
-    <w:lsdException w:name="Revision" w:semiHidden="1"/>
-    <w:lsdException w:name="Medium List 2 Accent 1"/>
-    <w:lsdException w:name="Medium Grid 1 Accent 1"/>
-    <w:lsdException w:name="Medium Grid 2 Accent 1"/>
-    <w:lsdException w:name="Medium Grid 3 Accent 1"/>
-    <w:lsdException w:name="Dark List Accent 1"/>
-    <w:lsdException w:name="Colorful Shading Accent 1"/>
-    <w:lsdException w:name="Colorful List Accent 1"/>
-    <w:lsdException w:name="Colorful Grid Accent 1"/>
-    <w:lsdException w:name="Light Shading Accent 2"/>
-    <w:lsdException w:name="Light List Accent 2"/>
-    <w:lsdException w:name="Light Grid Accent 2"/>
-    <w:lsdException w:name="Medium Shading 1 Accent 2"/>
-    <w:lsdException w:name="Medium Shading 2 Accent 2"/>
-    <w:lsdException w:name="Medium List 1 Accent 2"/>
-    <w:lsdException w:name="Medium List 2 Accent 2"/>
-    <w:lsdException w:name="Medium Grid 1 Accent 2"/>
-    <w:lsdException w:name="Medium Grid 2 Accent 2"/>
-    <w:lsdException w:name="Medium Grid 3 Accent 2"/>
-    <w:lsdException w:name="Dark List Accent 2"/>
-    <w:lsdException w:name="Colorful Shading Accent 2"/>
-    <w:lsdException w:name="Colorful List Accent 2"/>
-    <w:lsdException w:name="Colorful Grid Accent 2"/>
-    <w:lsdException w:name="Light Shading Accent 3"/>
-    <w:lsdException w:name="Light List Accent 3"/>
-    <w:lsdException w:name="Light Grid Accent 3"/>
-    <w:lsdException w:name="Medium Shading 1 Accent 3"/>
-    <w:lsdException w:name="Medium Shading 2 Accent 3"/>
-    <w:lsdException w:name="Medium List 1 Accent 3"/>
-    <w:lsdException w:name="Medium List 2 Accent 3"/>
-    <w:lsdException w:name="Medium Grid 1 Accent 3"/>
-    <w:lsdException w:name="Medium Grid 2 Accent 3"/>
-    <w:lsdException w:name="Medium Grid 3 Accent 3"/>
-    <w:lsdException w:name="Dark List Accent 3"/>
-    <w:lsdException w:name="Colorful Shading Accent 3"/>
-    <w:lsdException w:name="Colorful List Accent 3"/>
-    <w:lsdException w:name="Colorful Grid Accent 3"/>
-    <w:lsdException w:name="Light Shading Accent 4"/>
-    <w:lsdException w:name="Light List Accent 4"/>
-    <w:lsdException w:name="Light Grid Accent 4"/>
-    <w:lsdException w:name="Medium Shading 1 Accent 4"/>
-    <w:lsdException w:name="Medium Shading 2 Accent 4"/>
-    <w:lsdException w:name="Medium List 1 Accent 4"/>
-    <w:lsdException w:name="Medium List 2 Accent 4"/>
-    <w:lsdException w:name="Medium Grid 1 Accent 4"/>
-    <w:lsdException w:name="Medium Grid 2 Accent 4"/>
-    <w:lsdException w:name="Medium Grid 3 Accent 4"/>
-    <w:lsdException w:name="Dark List Accent 4"/>
-    <w:lsdException w:name="Colorful Shading Accent 4"/>
-    <w:lsdException w:name="Colorful List Accent 4"/>
-    <w:lsdException w:name="Colorful Grid Accent 4"/>
-    <w:lsdException w:name="Light Shading Accent 5"/>
-    <w:lsdException w:name="Light List Accent 5"/>
-    <w:lsdException w:name="Light Grid Accent 5"/>
-    <w:lsdException w:name="Medium Shading 1 Accent 5"/>
-    <w:lsdException w:name="Medium Shading 2 Accent 5"/>
-    <w:lsdException w:name="Medium List 1 Accent 5"/>
-    <w:lsdException w:name="Medium List 2 Accent 5"/>
-    <w:lsdException w:name="Medium Grid 1 Accent 5"/>
-    <w:lsdException w:name="Medium Grid 2 Accent 5"/>
-    <w:lsdException w:name="Medium Grid 3 Accent 5"/>
-    <w:lsdException w:name="Dark List Accent 5"/>
-    <w:lsdException w:name="Colorful Shading Accent 5"/>
-    <w:lsdException w:name="Colorful List Accent 5"/>
-    <w:lsdException w:name="Colorful Grid Accent 5"/>
-    <w:lsdException w:name="Light Shading Accent 6"/>
-    <w:lsdException w:name="Light List Accent 6"/>
-    <w:lsdException w:name="Light Grid Accent 6"/>
-    <w:lsdException w:name="Medium Shading 1 Accent 6"/>
-    <w:lsdException w:name="Medium Shading 2 Accent 6"/>
-    <w:lsdException w:name="Medium List 1 Accent 6"/>
-    <w:lsdException w:name="Medium List 2 Accent 6"/>
-    <w:lsdException w:name="Medium Grid 1 Accent 6"/>
-    <w:lsdException w:name="Medium Grid 2 Accent 6"/>
-    <w:lsdException w:name="Medium Grid 3 Accent 6"/>
-    <w:lsdException w:name="Dark List Accent 6"/>
-    <w:lsdException w:name="Colorful Shading Accent 6"/>
-    <w:lsdException w:name="Colorful List Accent 6"/>
-    <w:lsdException w:name="Colorful Grid Accent 6"/>
-    <w:lsdException w:name="Bibliography" w:semiHidden="1" w:unhideWhenUsed="1"/>
-    <w:lsdException w:name="TOC Heading" w:semiHidden="1" w:unhideWhenUsed="1"/>
-    <w:lsdException w:name="Grid Table 4" w:uiPriority="49"/>
-    <w:lsdException w:name="Grid Table 5 Dark" w:uiPriority="50"/>
-    <w:lsdException w:name="Grid Table 6 Colorful" w:uiPriority="51"/>
-    <w:lsdException w:name="Grid Table 7 Colorful" w:uiPriority="52"/>
-    <w:lsdException w:name="Grid Table 1 Light Accent 1" w:uiPriority="46"/>
-    <w:lsdException w:name="Grid Table 2 Accent 1" w:uiPriority="47"/>
-    <w:lsdException w:name="Grid Table 3 Accent 1" w:uiPriority="48"/>
-    <w:lsdException w:name="Grid Table 4 Accent 1" w:uiPriority="49"/>
-    <w:lsdException w:name="Grid Table 5 Dark Accent 1" w:uiPriority="50"/>
-    <w:lsdException w:name="Grid Table 6 Colorful Accent 1" w:uiPriority="51"/>
-    <w:lsdException w:name="Grid Table 7 Colorful Accent 1" w:uiPriority="52"/>
-    <w:lsdException w:name="Grid Table 1 Light Accent 2" w:uiPriority="46"/>
-    <w:lsdException w:name="Grid Table 2 Accent 2" w:uiPriority="47"/>
-    <w:lsdException w:name="Grid Table 3 Accent 2" w:uiPriority="48"/>
-    <w:lsdException w:name="Grid Table 4 Accent 2" w:uiPriority="49"/>
-    <w:lsdException w:name="Grid Table 5 Dark Accent 2" w:uiPriority="50"/>
-    <w:lsdException w:name="Grid Table 6 Colorful Accent 2" w:uiPriority="51"/>
-    <w:lsdException w:name="Grid Table 7 Colorful Accent 2" w:uiPriority="52"/>
-    <w:lsdException w:name="Grid Table 1 Light Accent 3" w:uiPriority="46"/>
-    <w:lsdException w:name="Grid Table 2 Accent 3" w:uiPriority="47"/>
-    <w:lsdException w:name="Grid Table 3 Accent 3" w:uiPriority="48"/>
-    <w:lsdException w:name="Grid Table 4 Accent 3" w:uiPriority="49"/>
-    <w:lsdException w:name="Grid Table 5 Dark Accent 3" w:uiPriority="50"/>
-    <w:lsdException w:name="Grid Table 6 Colorful Accent 3" w:uiPriority="51"/>
-    <w:lsdException w:name="Grid Table 7 Colorful Accent 3" w:uiPriority="52"/>
-    <w:lsdException w:name="Grid Table 1 Light Accent 4" w:uiPriority="46"/>
-    <w:lsdException w:name="Grid Table 2 Accent 4" w:uiPriority="47"/>
-    <w:lsdException w:name="Grid Table 3 Accent 4" w:uiPriority="48"/>
-    <w:lsdException w:name="Grid Table 4 Accent 4" w:uiPriority="49"/>
-    <w:lsdException w:name="Grid Table 5 Dark Accent 4" w:uiPriority="50"/>
-    <w:lsdException w:name="Grid Table 6 Colorful Accent 4" w:uiPriority="51"/>
-    <w:lsdException w:name="Grid Table 7 Colorful Accent 4" w:uiPriority="52"/>
-    <w:lsdException w:name="Grid Table 1 Light Accent 5" w:uiPriority="46"/>
-    <w:lsdException w:name="Grid Table 2 Accent 5" w:uiPriority="47"/>
-    <w:lsdException w:name="Grid Table 3 Accent 5" w:uiPriority="48"/>
-    <w:lsdException w:name="Grid Table 4 Accent 5" w:uiPriority="49"/>
-    <w:lsdException w:name="Grid Table 5 Dark Accent 5" w:uiPriority="50"/>
-    <w:lsdException w:name="Grid Table 6 Colorful Accent 5" w:uiPriority="51"/>
-    <w:lsdException w:name="Grid Table 7 Colorful Accent 5" w:uiPriority="52"/>
-    <w:lsdException w:name="Grid Table 1 Light Accent 6" w:uiPriority="46"/>
-    <w:lsdException w:name="Grid Table 2 Accent 6" w:uiPriority="47"/>
-    <w:lsdException w:name="Grid Table 3 Accent 6" w:uiPriority="48"/>
-    <w:lsdException w:name="Grid Table 4 Accent 6" w:uiPriority="49"/>
-    <w:lsdException w:name="Grid Table 5 Dark Accent 6" w:uiPriority="50"/>
-    <w:lsdException w:name="Grid Table 6 Colorful Accent 6" w:uiPriority="51"/>
-    <w:lsdException w:name="Grid Table 7 Colorful Accent 6" w:uiPriority="52"/>
-    <w:lsdException w:name="List Table 1 Light" w:uiPriority="46"/>
-    <w:lsdException w:name="List Table 2" w:uiPriority="47"/>
-    <w:lsdException w:name="List Table 3" w:uiPriority="48"/>
-    <w:lsdException w:name="List Table 4" w:uiPriority="49"/>
-    <w:lsdException w:name="List Table 5 Dark" w:uiPriority="50"/>
-    <w:lsdException w:name="List Table 6 Colorful" w:uiPriority="51"/>
-    <w:lsdException w:name="List Table 7 Colorful" w:uiPriority="52"/>
-    <w:lsdException w:name="List Table 1 Light Accent 1" w:uiPriority="46"/>
-    <w:lsdException w:name="List Table 2 Accent 1" w:uiPriority="47"/>
-    <w:lsdException w:name="List Table 3 Accent 1" w:uiPriority="48"/>
-    <w:lsdException w:name="List Table 4 Accent 1" w:uiPriority="49"/>
-    <w:lsdException w:name="List Table 5 Dark Accent 1" w:uiPriority="50"/>
-    <w:lsdException w:name="List Table 6 Colorful Accent 1" w:uiPriority="51"/>
-    <w:lsdException w:name="List Table 7 Colorful Accent 1" w:uiPriority="52"/>
-    <w:lsdException w:name="List Table 1 Light Accent 2" w:uiPriority="46"/>
-    <w:lsdException w:name="List Table 2 Accent 2" w:uiPriority="47"/>
-    <w:lsdException w:name="List Table 3 Accent 2" w:uiPriority="48"/>
-    <w:lsdException w:name="List Table 4 Accent 2" w:uiPriority="49"/>
-    <w:lsdException w:name="List Table 5 Dark Accent 2" w:uiPriority="50"/>
-    <w:lsdException w:name="List Table 6 Colorful Accent 2" w:uiPriority="51"/>
-    <w:lsdException w:name="List Table 7 Colorful Accent 2" w:uiPriority="52"/>
-    <w:lsdException w:name="List Table 1 Light Accent 3" w:uiPriority="46"/>
-    <w:lsdException w:name="List Table 2 Accent 3" w:uiPriority="47"/>
-    <w:lsdException w:name="List Table 3 Accent 3" w:uiPriority="48"/>
-    <w:lsdException w:name="List Table 4 Accent 3" w:uiPriority="49"/>
-    <w:lsdException w:name="List Table 5 Dark Accent 3" w:uiPriority="50"/>
-    <w:lsdException w:name="List Table 6 Colorful Accent 3" w:uiPriority="51"/>
-    <w:lsdException w:name="List Table 7 Colorful Accent 3" w:uiPriority="52"/>
-    <w:lsdException w:name="List Table 1 Light Accent 4" w:uiPriority="46"/>
-    <w:lsdException w:name="List Table 2 Accent 4" w:uiPriority="47"/>
-    <w:lsdException w:name="List Table 3 Accent 4" w:uiPriority="48"/>
-    <w:lsdException w:name="List Table 4 Accent 4" w:uiPriority="49"/>
-    <w:lsdException w:name="List Table 5 Dark Accent 4" w:uiPriority="50"/>
-    <w:lsdException w:name="List Table 6 Colorful Accent 4" w:uiPriority="51"/>
-    <w:lsdException w:name="List Table 7 Colorful Accent 4" w:uiPriority="52"/>
-    <w:lsdException w:name="List Table 1 Light Accent 5" w:uiPriority="46"/>
-    <w:lsdException w:name="List Table 2 Accent 5" w:uiPriority="47"/>
-    <w:lsdException w:name="List Table 3 Accent 5" w:uiPriority="48"/>
-    <w:lsdException w:name="List Table 4 Accent 5" w:uiPriority="49"/>
-    <w:lsdException w:name="List Table 5 Dark Accent 5" w:uiPriority="50"/>
-    <w:lsdException w:name="List Table 6 Colorful Accent 5" w:uiPriority="51"/>
-    <w:lsdException w:name="List Table 7 Colorful Accent 5" w:uiPriority="52"/>
-    <w:lsdException w:name="List Table 1 Light Accent 6" w:uiPriority="46"/>
-    <w:lsdException w:name="List Table 2 Accent 6" w:uiPriority="47"/>
-    <w:lsdException w:name="List Table 3 Accent 6" w:uiPriority="48"/>
-    <w:lsdException w:name="List Table 4 Accent 6" w:uiPriority="49"/>
-    <w:lsdException w:name="List Table 5 Dark Accent 6" w:uiPriority="50"/>
-    <w:lsdException w:name="List Table 6 Colorful Accent 6" w:uiPriority="51"/>
-    <w:lsdException w:name="List Table 7 Colorful Accent 6" w:uiPriority="52"/>
-  </w:latentStyles>
+  <w:latentStyles w:defLockedState="0" w:defUIPriority="0" w:defSemiHidden="0" w:defUnhideWhenUsed="0" w:defQFormat="0" w:count="276"/>
   <w:style w:type="paragraph" w:default="1" w:styleId="Normal">
     <w:name w:val="Normal"/>
     <w:qFormat/>
   </w:style>
+  <w:style w:type="paragraph" w:styleId="BodyText">
+    <w:name w:val="Body Text"/>
+    <w:basedOn w:val="Normal"/>
+    <w:link w:val="BodyTextChar"/>
+    <w:pPr>
+      <w:spacing w:before="180" w:after="180"/>
+    </w:pPr>
+    <w:qFormat/>
+  </w:style>
+  <w:style w:type="paragraph" w:customStyle="1" w:styleId="FirstParagraph">
+    <w:name w:val="First Paragraph"/>
+    <w:basedOn w:val="BodyText"/>
+    <w:next w:val="BodyText"/>
+    <w:qFormat/>
+  </w:style>
+  <w:style w:type="paragraph" w:customStyle="1" w:styleId="Compact">
+    <w:name w:val="Compact"/>
+    <w:basedOn w:val="BodyText"/>
+    <w:qFormat/>
+    <w:pPr>
+      <w:spacing w:before="36" w:after="36"/>
+    </w:pPr>
+  </w:style>
+  <w:style w:type="paragraph" w:styleId="Title">
+    <w:name w:val="Title"/>
+    <w:basedOn w:val="Normal"/>
+    <w:next w:val="BodyText"/>
+    <w:qFormat/>
+    <w:pPr>
+      <w:keepNext/>
+      <w:keepLines/>
+      <w:spacing w:before="480" w:after="240"/>
+      <w:jc w:val="center"/>
+    </w:pPr>
+    <w:rPr>
+      <w:rFonts w:asciiTheme="majorHAnsi" w:eastAsiaTheme="majorEastAsia" w:hAnsiTheme="majorHAnsi" w:cstheme="majorBidi"/>
+      <w:b/>
+      <w:bCs/>
+      <w:color w:val="345A8A" w:themeColor="accent1" w:themeShade="B5"/>
+      <w:sz w:val="36"/>
+      <w:szCs w:val="36"/>
+    </w:rPr>
+  </w:style>
+  <w:style w:type="paragraph" w:styleId="Subtitle">
+    <w:name w:val="Subtitle"/>
+    <w:basedOn w:val="Title"/>
+    <w:next w:val="BodyText"/>
+    <w:qFormat/>
+    <w:pPr>
+      <w:keepNext/>
+      <w:keepLines/>
+      <w:spacing w:before="240" w:after="240"/>
+      <w:jc w:val="center"/>
+    </w:pPr>
+    <w:rPr>
+      <w:sz w:val="30"/>
+      <w:szCs w:val="30"/>
+    </w:rPr>
+  </w:style>
+  <w:style w:type="paragraph" w:customStyle="1" w:styleId="Author">
+    <w:name w:val="Author"/>
+    <w:next w:val="BodyText"/>
+    <w:qFormat/>
+    <w:pPr>
+      <w:keepNext/>
+      <w:keepLines/>
+      <w:jc w:val="center"/>
+    </w:pPr>
+  </w:style>
+  <w:style w:type="paragraph" w:styleId="Date">
+    <w:name w:val="Date"/>
+    <w:next w:val="BodyText"/>
+    <w:qFormat/>
+    <w:pPr>
+      <w:keepNext/>
+      <w:keepLines/>
+      <w:jc w:val="center"/>
+    </w:pPr>
+  </w:style>
+  <w:style w:type="paragraph" w:customStyle="1" w:styleId="Abstract">
+    <w:name w:val="Abstract"/>
+    <w:basedOn w:val="Normal"/>
+    <w:next w:val="BodyText"/>
+    <w:qFormat/>
+    <w:pPr>
+      <w:keepNext/>
+      <w:keepLines/>
+      <w:spacing w:before="300" w:after="300"/>
+    </w:pPr>
+    <w:rPr>
+      <w:sz w:val="20"/>
+      <w:szCs w:val="20"/>
+    </w:rPr>
+  </w:style>
+  <w:style w:type="paragraph" w:styleId="Bibliography">
+    <w:name w:val="Bibliography"/>
+    <w:basedOn w:val="Normal"/>
+    <w:next w:val="Bibliography"/>
+    <w:qFormat/>
+    <w:pPr/>
+    <w:rPr/>
+  </w:style>
   <w:style w:type="paragraph" w:styleId="Heading1">
-    <w:name w:val="heading 1"/>
+    <w:name w:val="Heading 1"/>
     <w:basedOn w:val="Normal"/>
     <w:next w:val="BodyText"/>
     <w:uiPriority w:val="9"/>
@@ -1090,7 +1241,7 @@
     </w:rPr>
   </w:style>
   <w:style w:type="paragraph" w:styleId="Heading2">
-    <w:name w:val="heading 2"/>
+    <w:name w:val="Heading 2"/>
     <w:basedOn w:val="Normal"/>
     <w:next w:val="BodyText"/>
     <w:uiPriority w:val="9"/>
@@ -1112,7 +1263,7 @@
     </w:rPr>
   </w:style>
   <w:style w:type="paragraph" w:styleId="Heading3">
-    <w:name w:val="heading 3"/>
+    <w:name w:val="Heading 3"/>
     <w:basedOn w:val="Normal"/>
     <w:next w:val="BodyText"/>
     <w:uiPriority w:val="9"/>
@@ -1129,10 +1280,12 @@
       <w:b/>
       <w:bCs/>
       <w:color w:val="4F81BD" w:themeColor="accent1"/>
+      <w:sz w:val="24"/>
+      <w:szCs w:val="24"/>
     </w:rPr>
   </w:style>
   <w:style w:type="paragraph" w:styleId="Heading4">
-    <w:name w:val="heading 4"/>
+    <w:name w:val="Heading 4"/>
     <w:basedOn w:val="Normal"/>
     <w:next w:val="BodyText"/>
     <w:uiPriority w:val="9"/>
@@ -1146,13 +1299,15 @@
     </w:pPr>
     <w:rPr>
       <w:rFonts w:asciiTheme="majorHAnsi" w:eastAsiaTheme="majorEastAsia" w:hAnsiTheme="majorHAnsi" w:cstheme="majorBidi"/>
+      <w:i/>
       <w:bCs/>
-      <w:i/>
       <w:color w:val="4F81BD" w:themeColor="accent1"/>
+      <w:sz w:val="24"/>
+      <w:szCs w:val="24"/>
     </w:rPr>
   </w:style>
   <w:style w:type="paragraph" w:styleId="Heading5">
-    <w:name w:val="heading 5"/>
+    <w:name w:val="Heading 5"/>
     <w:basedOn w:val="Normal"/>
     <w:next w:val="BodyText"/>
     <w:uiPriority w:val="9"/>
@@ -1168,10 +1323,12 @@
       <w:rFonts w:asciiTheme="majorHAnsi" w:eastAsiaTheme="majorEastAsia" w:hAnsiTheme="majorHAnsi" w:cstheme="majorBidi"/>
       <w:iCs/>
       <w:color w:val="4F81BD" w:themeColor="accent1"/>
+      <w:sz w:val="24"/>
+      <w:szCs w:val="24"/>
     </w:rPr>
   </w:style>
   <w:style w:type="paragraph" w:styleId="Heading6">
-    <w:name w:val="heading 6"/>
+    <w:name w:val="Heading 6"/>
     <w:basedOn w:val="Normal"/>
     <w:next w:val="BodyText"/>
     <w:uiPriority w:val="9"/>
@@ -1186,10 +1343,12 @@
     <w:rPr>
       <w:rFonts w:asciiTheme="majorHAnsi" w:eastAsiaTheme="majorEastAsia" w:hAnsiTheme="majorHAnsi" w:cstheme="majorBidi"/>
       <w:color w:val="4F81BD" w:themeColor="accent1"/>
+      <w:sz w:val="24"/>
+      <w:szCs w:val="24"/>
     </w:rPr>
   </w:style>
   <w:style w:type="paragraph" w:styleId="Heading7">
-    <w:name w:val="heading 7"/>
+    <w:name w:val="Heading 7"/>
     <w:basedOn w:val="Normal"/>
     <w:next w:val="BodyText"/>
     <w:uiPriority w:val="9"/>
@@ -1204,10 +1363,12 @@
     <w:rPr>
       <w:rFonts w:asciiTheme="majorHAnsi" w:eastAsiaTheme="majorEastAsia" w:hAnsiTheme="majorHAnsi" w:cstheme="majorBidi"/>
       <w:color w:val="4F81BD" w:themeColor="accent1"/>
+      <w:sz w:val="24"/>
+      <w:szCs w:val="24"/>
     </w:rPr>
   </w:style>
   <w:style w:type="paragraph" w:styleId="Heading8">
-    <w:name w:val="heading 8"/>
+    <w:name w:val="Heading 8"/>
     <w:basedOn w:val="Normal"/>
     <w:next w:val="BodyText"/>
     <w:uiPriority w:val="9"/>
@@ -1222,10 +1383,12 @@
     <w:rPr>
       <w:rFonts w:asciiTheme="majorHAnsi" w:eastAsiaTheme="majorEastAsia" w:hAnsiTheme="majorHAnsi" w:cstheme="majorBidi"/>
       <w:color w:val="4F81BD" w:themeColor="accent1"/>
+      <w:sz w:val="24"/>
+      <w:szCs w:val="24"/>
     </w:rPr>
   </w:style>
   <w:style w:type="paragraph" w:styleId="Heading9">
-    <w:name w:val="heading 9"/>
+    <w:name w:val="Heading 9"/>
     <w:basedOn w:val="Normal"/>
     <w:next w:val="BodyText"/>
     <w:uiPriority w:val="9"/>
@@ -1240,19 +1403,41 @@
     <w:rPr>
       <w:rFonts w:asciiTheme="majorHAnsi" w:eastAsiaTheme="majorEastAsia" w:hAnsiTheme="majorHAnsi" w:cstheme="majorBidi"/>
       <w:color w:val="4F81BD" w:themeColor="accent1"/>
-    </w:rPr>
+      <w:sz w:val="24"/>
+      <w:szCs w:val="24"/>
+    </w:rPr>
+  </w:style>
+  <w:style w:type="paragraph" w:styleId="BlockText">
+    <w:name w:val="Block Text"/>
+    <w:basedOn w:val="BodyText"/>
+    <w:next w:val="BodyText"/>
+    <w:uiPriority w:val="9"/>
+    <w:unhideWhenUsed/>
+    <w:qFormat/>
+    <w:pPr>
+      <w:spacing w:before="100" w:after="100"/>
+      <w:ind w:firstLine="0" w:left="480" w:right="480"/>
+    </w:pPr>
+  </w:style>
+  <w:style w:type="paragraph" w:styleId="FootnoteText">
+    <w:name w:val="Footnote Text"/>
+    <w:basedOn w:val="Normal"/>
+    <w:next w:val="FootnoteText"/>
+    <w:uiPriority w:val="9"/>
+    <w:unhideWhenUsed/>
+    <w:qFormat/>
   </w:style>
   <w:style w:type="character" w:default="1" w:styleId="DefaultParagraphFont">
     <w:name w:val="Default Paragraph Font"/>
-    <w:uiPriority w:val="1"/>
     <w:semiHidden/>
     <w:unhideWhenUsed/>
   </w:style>
-  <w:style w:type="table" w:default="1" w:styleId="TableNormal">
-    <w:name w:val="Normal Table"/>
-    <w:uiPriority w:val="99"/>
+  <w:style w:type="table" w:default="1" w:styleId="Table">
+    <w:name w:val="Table"/>
+    <w:basedOn w:val="TableNormal"/>
     <w:semiHidden/>
     <w:unhideWhenUsed/>
+    <w:qFormat/>
     <w:tblPr>
       <w:tblInd w:w="0" w:type="dxa"/>
       <w:tblCellMar>
@@ -1263,141 +1448,6 @@
       </w:tblCellMar>
     </w:tblPr>
   </w:style>
-  <w:style w:type="numbering" w:default="1" w:styleId="NoList">
-    <w:name w:val="No List"/>
-    <w:uiPriority w:val="99"/>
-    <w:semiHidden/>
-    <w:unhideWhenUsed/>
-  </w:style>
-  <w:style w:type="paragraph" w:styleId="BodyText">
-    <w:name w:val="Body Text"/>
-    <w:basedOn w:val="Normal"/>
-    <w:qFormat/>
-    <w:pPr>
-      <w:spacing w:before="180" w:after="180"/>
-    </w:pPr>
-  </w:style>
-  <w:style w:type="paragraph" w:customStyle="1" w:styleId="FirstParagraph">
-    <w:name w:val="First Paragraph"/>
-    <w:basedOn w:val="BodyText"/>
-    <w:next w:val="BodyText"/>
-    <w:qFormat/>
-  </w:style>
-  <w:style w:type="paragraph" w:customStyle="1" w:styleId="Compact">
-    <w:name w:val="Compact"/>
-    <w:basedOn w:val="BodyText"/>
-    <w:qFormat/>
-    <w:pPr>
-      <w:spacing w:before="36" w:after="36"/>
-    </w:pPr>
-  </w:style>
-  <w:style w:type="paragraph" w:styleId="Title">
-    <w:name w:val="Title"/>
-    <w:basedOn w:val="Normal"/>
-    <w:next w:val="BodyText"/>
-    <w:qFormat/>
-    <w:pPr>
-      <w:keepNext/>
-      <w:keepLines/>
-      <w:spacing w:before="480" w:after="240"/>
-      <w:jc w:val="center"/>
-    </w:pPr>
-    <w:rPr>
-      <w:rFonts w:asciiTheme="majorHAnsi" w:eastAsiaTheme="majorEastAsia" w:hAnsiTheme="majorHAnsi" w:cstheme="majorBidi"/>
-      <w:b/>
-      <w:bCs/>
-      <w:color w:val="345A8A" w:themeColor="accent1" w:themeShade="B5"/>
-      <w:sz w:val="36"/>
-      <w:szCs w:val="36"/>
-    </w:rPr>
-  </w:style>
-  <w:style w:type="paragraph" w:styleId="Subtitle">
-    <w:name w:val="Subtitle"/>
-    <w:basedOn w:val="Title"/>
-    <w:next w:val="BodyText"/>
-    <w:qFormat/>
-    <w:pPr>
-      <w:spacing w:before="240"/>
-    </w:pPr>
-    <w:rPr>
-      <w:sz w:val="30"/>
-      <w:szCs w:val="30"/>
-    </w:rPr>
-  </w:style>
-  <w:style w:type="paragraph" w:customStyle="1" w:styleId="Author">
-    <w:name w:val="Author"/>
-    <w:next w:val="BodyText"/>
-    <w:qFormat/>
-    <w:pPr>
-      <w:keepNext/>
-      <w:keepLines/>
-      <w:jc w:val="center"/>
-    </w:pPr>
-  </w:style>
-  <w:style w:type="paragraph" w:styleId="Date">
-    <w:name w:val="Date"/>
-    <w:next w:val="BodyText"/>
-    <w:qFormat/>
-    <w:pPr>
-      <w:keepNext/>
-      <w:keepLines/>
-      <w:jc w:val="center"/>
-    </w:pPr>
-  </w:style>
-  <w:style w:type="paragraph" w:customStyle="1" w:styleId="Abstract">
-    <w:name w:val="Abstract"/>
-    <w:basedOn w:val="Normal"/>
-    <w:next w:val="BodyText"/>
-    <w:qFormat/>
-    <w:pPr>
-      <w:keepNext/>
-      <w:keepLines/>
-      <w:spacing w:before="300" w:after="300"/>
-    </w:pPr>
-    <w:rPr>
-      <w:sz w:val="20"/>
-      <w:szCs w:val="20"/>
-    </w:rPr>
-  </w:style>
-  <w:style w:type="paragraph" w:styleId="Bibliography">
-    <w:name w:val="Bibliography"/>
-    <w:basedOn w:val="Normal"/>
-    <w:qFormat/>
-  </w:style>
-  <w:style w:type="paragraph" w:styleId="BlockText">
-    <w:name w:val="Block Text"/>
-    <w:basedOn w:val="BodyText"/>
-    <w:next w:val="BodyText"/>
-    <w:uiPriority w:val="9"/>
-    <w:unhideWhenUsed/>
-    <w:qFormat/>
-    <w:pPr>
-      <w:spacing w:before="100" w:after="100"/>
-      <w:ind w:left="480" w:right="480"/>
-    </w:pPr>
-  </w:style>
-  <w:style w:type="paragraph" w:styleId="FootnoteText">
-    <w:name w:val="footnote text"/>
-    <w:basedOn w:val="Normal"/>
-    <w:uiPriority w:val="9"/>
-    <w:unhideWhenUsed/>
-    <w:qFormat/>
-  </w:style>
-  <w:style w:type="table" w:customStyle="1" w:styleId="Table">
-    <w:name w:val="Table"/>
-    <w:semiHidden/>
-    <w:unhideWhenUsed/>
-    <w:qFormat/>
-    <w:tblPr>
-      <w:tblInd w:w="0" w:type="dxa"/>
-      <w:tblCellMar>
-        <w:top w:w="0" w:type="dxa"/>
-        <w:left w:w="108" w:type="dxa"/>
-        <w:bottom w:w="0" w:type="dxa"/>
-        <w:right w:w="108" w:type="dxa"/>
-      </w:tblCellMar>
-    </w:tblPr>
-  </w:style>
   <w:style w:type="paragraph" w:customStyle="1" w:styleId="DefinitionTerm">
     <w:name w:val="Definition Term"/>
     <w:basedOn w:val="Normal"/>
@@ -1416,11 +1466,11 @@
     <w:basedOn w:val="Normal"/>
   </w:style>
   <w:style w:type="paragraph" w:styleId="Caption">
-    <w:name w:val="caption"/>
+    <w:name w:val="Caption"/>
     <w:basedOn w:val="Normal"/>
-    <w:link w:val="CaptionChar"/>
-    <w:pPr>
-      <w:spacing w:after="120"/>
+    <w:link w:val="BodyTextChar"/>
+    <w:pPr>
+      <w:spacing w:before="0" w:after="120"/>
     </w:pPr>
     <w:rPr>
       <w:i/>
@@ -1448,15 +1498,14 @@
       <w:keepNext/>
     </w:pPr>
   </w:style>
-  <w:style w:type="character" w:customStyle="1" w:styleId="CaptionChar">
-    <w:name w:val="Caption Char"/>
+  <w:style w:type="character" w:customStyle="1" w:styleId="BodyTextChar">
+    <w:name w:val="Body Text Char"/>
     <w:basedOn w:val="DefaultParagraphFont"/>
-    <w:link w:val="Caption"/>
+    <w:link w:val="BodyText"/>
   </w:style>
   <w:style w:type="character" w:customStyle="1" w:styleId="VerbatimChar">
     <w:name w:val="Verbatim Char"/>
-    <w:basedOn w:val="CaptionChar"/>
-    <w:link w:val="SourceCode"/>
+    <w:basedOn w:val="BodyTextChar"/>
     <w:rPr>
       <w:rFonts w:ascii="Consolas" w:hAnsi="Consolas"/>
       <w:sz w:val="22"/>
@@ -1464,18 +1513,18 @@
   </w:style>
   <w:style w:type="character" w:customStyle="1" w:styleId="SectionNumber">
     <w:name w:val="Section Number"/>
-    <w:basedOn w:val="CaptionChar"/>
+    <w:basedOn w:val="BodyTextChar"/>
   </w:style>
   <w:style w:type="character" w:styleId="FootnoteReference">
-    <w:name w:val="footnote reference"/>
-    <w:basedOn w:val="CaptionChar"/>
+    <w:name w:val="Footnote Reference"/>
+    <w:basedOn w:val="BodyTextChar"/>
     <w:rPr>
       <w:vertAlign w:val="superscript"/>
     </w:rPr>
   </w:style>
   <w:style w:type="character" w:styleId="Hyperlink">
     <w:name w:val="Hyperlink"/>
-    <w:basedOn w:val="CaptionChar"/>
+    <w:basedOn w:val="BodyTextChar"/>
     <w:rPr>
       <w:color w:val="4F81BD" w:themeColor="accent1"/>
     </w:rPr>
@@ -1492,6 +1541,7 @@
       <w:outlineLvl w:val="9"/>
     </w:pPr>
     <w:rPr>
+      <w:rFonts w:asciiTheme="majorHAnsi" w:eastAsiaTheme="majorEastAsia" w:hAnsiTheme="majorHAnsi" w:cstheme="majorBidi"/>
       <w:b w:val="0"/>
       <w:bCs w:val="0"/>
       <w:color w:val="365F91" w:themeColor="accent1" w:themeShade="BF"/>
@@ -1502,329 +1552,267 @@
     <w:basedOn w:val="Normal"/>
     <w:link w:val="VerbatimChar"/>
     <w:pPr>
-      <w:shd w:val="clear" w:color="auto" w:fill="F8F8F8"/>
-      <w:wordWrap w:val="0"/>
+      <w:wordWrap w:val="off"/>
+      <w:shd w:val="clear" w:fill="f8f8f8"/>
     </w:pPr>
   </w:style>
   <w:style w:type="character" w:customStyle="1" w:styleId="KeywordTok">
     <w:name w:val="KeywordTok"/>
     <w:basedOn w:val="VerbatimChar"/>
     <w:rPr>
-      <w:rFonts w:ascii="Consolas" w:hAnsi="Consolas"/>
+      <w:color w:val="204a87"/>
+      <w:shd w:val="clear" w:fill="f8f8f8"/>
       <w:b/>
-      <w:color w:val="204A87"/>
-      <w:sz w:val="22"/>
-      <w:shd w:val="clear" w:color="auto" w:fill="F8F8F8"/>
     </w:rPr>
   </w:style>
   <w:style w:type="character" w:customStyle="1" w:styleId="DataTypeTok">
     <w:name w:val="DataTypeTok"/>
     <w:basedOn w:val="VerbatimChar"/>
     <w:rPr>
-      <w:rFonts w:ascii="Consolas" w:hAnsi="Consolas"/>
-      <w:color w:val="204A87"/>
-      <w:sz w:val="22"/>
-      <w:shd w:val="clear" w:color="auto" w:fill="F8F8F8"/>
+      <w:color w:val="204a87"/>
+      <w:shd w:val="clear" w:fill="f8f8f8"/>
     </w:rPr>
   </w:style>
   <w:style w:type="character" w:customStyle="1" w:styleId="DecValTok">
     <w:name w:val="DecValTok"/>
     <w:basedOn w:val="VerbatimChar"/>
     <w:rPr>
-      <w:rFonts w:ascii="Consolas" w:hAnsi="Consolas"/>
-      <w:color w:val="0000CF"/>
-      <w:sz w:val="22"/>
-      <w:shd w:val="clear" w:color="auto" w:fill="F8F8F8"/>
+      <w:color w:val="0000cf"/>
+      <w:shd w:val="clear" w:fill="f8f8f8"/>
     </w:rPr>
   </w:style>
   <w:style w:type="character" w:customStyle="1" w:styleId="BaseNTok">
     <w:name w:val="BaseNTok"/>
     <w:basedOn w:val="VerbatimChar"/>
     <w:rPr>
-      <w:rFonts w:ascii="Consolas" w:hAnsi="Consolas"/>
-      <w:color w:val="0000CF"/>
-      <w:sz w:val="22"/>
-      <w:shd w:val="clear" w:color="auto" w:fill="F8F8F8"/>
+      <w:color w:val="0000cf"/>
+      <w:shd w:val="clear" w:fill="f8f8f8"/>
     </w:rPr>
   </w:style>
   <w:style w:type="character" w:customStyle="1" w:styleId="FloatTok">
     <w:name w:val="FloatTok"/>
     <w:basedOn w:val="VerbatimChar"/>
     <w:rPr>
-      <w:rFonts w:ascii="Consolas" w:hAnsi="Consolas"/>
-      <w:color w:val="0000CF"/>
-      <w:sz w:val="22"/>
-      <w:shd w:val="clear" w:color="auto" w:fill="F8F8F8"/>
+      <w:color w:val="0000cf"/>
+      <w:shd w:val="clear" w:fill="f8f8f8"/>
     </w:rPr>
   </w:style>
   <w:style w:type="character" w:customStyle="1" w:styleId="ConstantTok">
     <w:name w:val="ConstantTok"/>
     <w:basedOn w:val="VerbatimChar"/>
     <w:rPr>
-      <w:rFonts w:ascii="Consolas" w:hAnsi="Consolas"/>
       <w:color w:val="000000"/>
-      <w:sz w:val="22"/>
-      <w:shd w:val="clear" w:color="auto" w:fill="F8F8F8"/>
+      <w:shd w:val="clear" w:fill="f8f8f8"/>
     </w:rPr>
   </w:style>
   <w:style w:type="character" w:customStyle="1" w:styleId="CharTok">
     <w:name w:val="CharTok"/>
     <w:basedOn w:val="VerbatimChar"/>
     <w:rPr>
-      <w:rFonts w:ascii="Consolas" w:hAnsi="Consolas"/>
-      <w:color w:val="4E9A06"/>
-      <w:sz w:val="22"/>
-      <w:shd w:val="clear" w:color="auto" w:fill="F8F8F8"/>
+      <w:color w:val="4e9a06"/>
+      <w:shd w:val="clear" w:fill="f8f8f8"/>
     </w:rPr>
   </w:style>
   <w:style w:type="character" w:customStyle="1" w:styleId="SpecialCharTok">
     <w:name w:val="SpecialCharTok"/>
     <w:basedOn w:val="VerbatimChar"/>
     <w:rPr>
-      <w:rFonts w:ascii="Consolas" w:hAnsi="Consolas"/>
       <w:color w:val="000000"/>
-      <w:sz w:val="22"/>
-      <w:shd w:val="clear" w:color="auto" w:fill="F8F8F8"/>
+      <w:shd w:val="clear" w:fill="f8f8f8"/>
     </w:rPr>
   </w:style>
   <w:style w:type="character" w:customStyle="1" w:styleId="StringTok">
     <w:name w:val="StringTok"/>
     <w:basedOn w:val="VerbatimChar"/>
     <w:rPr>
-      <w:rFonts w:ascii="Consolas" w:hAnsi="Consolas"/>
-      <w:color w:val="4E9A06"/>
-      <w:sz w:val="22"/>
-      <w:shd w:val="clear" w:color="auto" w:fill="F8F8F8"/>
+      <w:color w:val="4e9a06"/>
+      <w:shd w:val="clear" w:fill="f8f8f8"/>
     </w:rPr>
   </w:style>
   <w:style w:type="character" w:customStyle="1" w:styleId="VerbatimStringTok">
     <w:name w:val="VerbatimStringTok"/>
     <w:basedOn w:val="VerbatimChar"/>
     <w:rPr>
-      <w:rFonts w:ascii="Consolas" w:hAnsi="Consolas"/>
-      <w:color w:val="4E9A06"/>
-      <w:sz w:val="22"/>
-      <w:shd w:val="clear" w:color="auto" w:fill="F8F8F8"/>
+      <w:color w:val="4e9a06"/>
+      <w:shd w:val="clear" w:fill="f8f8f8"/>
     </w:rPr>
   </w:style>
   <w:style w:type="character" w:customStyle="1" w:styleId="SpecialStringTok">
     <w:name w:val="SpecialStringTok"/>
     <w:basedOn w:val="VerbatimChar"/>
     <w:rPr>
-      <w:rFonts w:ascii="Consolas" w:hAnsi="Consolas"/>
-      <w:color w:val="4E9A06"/>
-      <w:sz w:val="22"/>
-      <w:shd w:val="clear" w:color="auto" w:fill="F8F8F8"/>
+      <w:color w:val="4e9a06"/>
+      <w:shd w:val="clear" w:fill="f8f8f8"/>
     </w:rPr>
   </w:style>
   <w:style w:type="character" w:customStyle="1" w:styleId="ImportTok">
     <w:name w:val="ImportTok"/>
     <w:basedOn w:val="VerbatimChar"/>
     <w:rPr>
-      <w:rFonts w:ascii="Consolas" w:hAnsi="Consolas"/>
-      <w:sz w:val="22"/>
-      <w:shd w:val="clear" w:color="auto" w:fill="F8F8F8"/>
+      <w:shd w:val="clear" w:fill="f8f8f8"/>
     </w:rPr>
   </w:style>
   <w:style w:type="character" w:customStyle="1" w:styleId="CommentTok">
     <w:name w:val="CommentTok"/>
     <w:basedOn w:val="VerbatimChar"/>
     <w:rPr>
-      <w:rFonts w:ascii="Consolas" w:hAnsi="Consolas"/>
+      <w:color w:val="8f5902"/>
+      <w:shd w:val="clear" w:fill="f8f8f8"/>
       <w:i/>
-      <w:color w:val="8F5902"/>
-      <w:sz w:val="22"/>
-      <w:shd w:val="clear" w:color="auto" w:fill="F8F8F8"/>
     </w:rPr>
   </w:style>
   <w:style w:type="character" w:customStyle="1" w:styleId="DocumentationTok">
     <w:name w:val="DocumentationTok"/>
     <w:basedOn w:val="VerbatimChar"/>
     <w:rPr>
-      <w:rFonts w:ascii="Consolas" w:hAnsi="Consolas"/>
+      <w:color w:val="8f5902"/>
+      <w:shd w:val="clear" w:fill="f8f8f8"/>
       <w:b/>
       <w:i/>
-      <w:color w:val="8F5902"/>
-      <w:sz w:val="22"/>
-      <w:shd w:val="clear" w:color="auto" w:fill="F8F8F8"/>
     </w:rPr>
   </w:style>
   <w:style w:type="character" w:customStyle="1" w:styleId="AnnotationTok">
     <w:name w:val="AnnotationTok"/>
     <w:basedOn w:val="VerbatimChar"/>
     <w:rPr>
-      <w:rFonts w:ascii="Consolas" w:hAnsi="Consolas"/>
+      <w:color w:val="8f5902"/>
+      <w:shd w:val="clear" w:fill="f8f8f8"/>
       <w:b/>
       <w:i/>
-      <w:color w:val="8F5902"/>
-      <w:sz w:val="22"/>
-      <w:shd w:val="clear" w:color="auto" w:fill="F8F8F8"/>
     </w:rPr>
   </w:style>
   <w:style w:type="character" w:customStyle="1" w:styleId="CommentVarTok">
     <w:name w:val="CommentVarTok"/>
     <w:basedOn w:val="VerbatimChar"/>
     <w:rPr>
-      <w:rFonts w:ascii="Consolas" w:hAnsi="Consolas"/>
+      <w:color w:val="8f5902"/>
+      <w:shd w:val="clear" w:fill="f8f8f8"/>
       <w:b/>
       <w:i/>
-      <w:color w:val="8F5902"/>
-      <w:sz w:val="22"/>
-      <w:shd w:val="clear" w:color="auto" w:fill="F8F8F8"/>
     </w:rPr>
   </w:style>
   <w:style w:type="character" w:customStyle="1" w:styleId="OtherTok">
     <w:name w:val="OtherTok"/>
     <w:basedOn w:val="VerbatimChar"/>
     <w:rPr>
-      <w:rFonts w:ascii="Consolas" w:hAnsi="Consolas"/>
-      <w:color w:val="8F5902"/>
-      <w:sz w:val="22"/>
-      <w:shd w:val="clear" w:color="auto" w:fill="F8F8F8"/>
+      <w:color w:val="8f5902"/>
+      <w:shd w:val="clear" w:fill="f8f8f8"/>
     </w:rPr>
   </w:style>
   <w:style w:type="character" w:customStyle="1" w:styleId="FunctionTok">
     <w:name w:val="FunctionTok"/>
     <w:basedOn w:val="VerbatimChar"/>
     <w:rPr>
-      <w:rFonts w:ascii="Consolas" w:hAnsi="Consolas"/>
       <w:color w:val="000000"/>
-      <w:sz w:val="22"/>
-      <w:shd w:val="clear" w:color="auto" w:fill="F8F8F8"/>
+      <w:shd w:val="clear" w:fill="f8f8f8"/>
     </w:rPr>
   </w:style>
   <w:style w:type="character" w:customStyle="1" w:styleId="VariableTok">
     <w:name w:val="VariableTok"/>
     <w:basedOn w:val="VerbatimChar"/>
     <w:rPr>
-      <w:rFonts w:ascii="Consolas" w:hAnsi="Consolas"/>
       <w:color w:val="000000"/>
-      <w:sz w:val="22"/>
-      <w:shd w:val="clear" w:color="auto" w:fill="F8F8F8"/>
+      <w:shd w:val="clear" w:fill="f8f8f8"/>
     </w:rPr>
   </w:style>
   <w:style w:type="character" w:customStyle="1" w:styleId="ControlFlowTok">
     <w:name w:val="ControlFlowTok"/>
     <w:basedOn w:val="VerbatimChar"/>
     <w:rPr>
-      <w:rFonts w:ascii="Consolas" w:hAnsi="Consolas"/>
+      <w:color w:val="204a87"/>
+      <w:shd w:val="clear" w:fill="f8f8f8"/>
       <w:b/>
-      <w:color w:val="204A87"/>
-      <w:sz w:val="22"/>
-      <w:shd w:val="clear" w:color="auto" w:fill="F8F8F8"/>
     </w:rPr>
   </w:style>
   <w:style w:type="character" w:customStyle="1" w:styleId="OperatorTok">
     <w:name w:val="OperatorTok"/>
     <w:basedOn w:val="VerbatimChar"/>
     <w:rPr>
-      <w:rFonts w:ascii="Consolas" w:hAnsi="Consolas"/>
+      <w:color w:val="ce5c00"/>
+      <w:shd w:val="clear" w:fill="f8f8f8"/>
       <w:b/>
-      <w:color w:val="CE5C00"/>
-      <w:sz w:val="22"/>
-      <w:shd w:val="clear" w:color="auto" w:fill="F8F8F8"/>
     </w:rPr>
   </w:style>
   <w:style w:type="character" w:customStyle="1" w:styleId="BuiltInTok">
     <w:name w:val="BuiltInTok"/>
     <w:basedOn w:val="VerbatimChar"/>
     <w:rPr>
-      <w:rFonts w:ascii="Consolas" w:hAnsi="Consolas"/>
-      <w:sz w:val="22"/>
-      <w:shd w:val="clear" w:color="auto" w:fill="F8F8F8"/>
+      <w:shd w:val="clear" w:fill="f8f8f8"/>
     </w:rPr>
   </w:style>
   <w:style w:type="character" w:customStyle="1" w:styleId="ExtensionTok">
     <w:name w:val="ExtensionTok"/>
     <w:basedOn w:val="VerbatimChar"/>
     <w:rPr>
-      <w:rFonts w:ascii="Consolas" w:hAnsi="Consolas"/>
-      <w:sz w:val="22"/>
-      <w:shd w:val="clear" w:color="auto" w:fill="F8F8F8"/>
+      <w:shd w:val="clear" w:fill="f8f8f8"/>
     </w:rPr>
   </w:style>
   <w:style w:type="character" w:customStyle="1" w:styleId="PreprocessorTok">
     <w:name w:val="PreprocessorTok"/>
     <w:basedOn w:val="VerbatimChar"/>
     <w:rPr>
-      <w:rFonts w:ascii="Consolas" w:hAnsi="Consolas"/>
+      <w:color w:val="8f5902"/>
+      <w:shd w:val="clear" w:fill="f8f8f8"/>
       <w:i/>
-      <w:color w:val="8F5902"/>
-      <w:sz w:val="22"/>
-      <w:shd w:val="clear" w:color="auto" w:fill="F8F8F8"/>
     </w:rPr>
   </w:style>
   <w:style w:type="character" w:customStyle="1" w:styleId="AttributeTok">
     <w:name w:val="AttributeTok"/>
     <w:basedOn w:val="VerbatimChar"/>
     <w:rPr>
-      <w:rFonts w:ascii="Consolas" w:hAnsi="Consolas"/>
-      <w:color w:val="C4A000"/>
-      <w:sz w:val="22"/>
-      <w:shd w:val="clear" w:color="auto" w:fill="F8F8F8"/>
+      <w:color w:val="c4a000"/>
+      <w:shd w:val="clear" w:fill="f8f8f8"/>
     </w:rPr>
   </w:style>
   <w:style w:type="character" w:customStyle="1" w:styleId="RegionMarkerTok">
     <w:name w:val="RegionMarkerTok"/>
     <w:basedOn w:val="VerbatimChar"/>
     <w:rPr>
-      <w:rFonts w:ascii="Consolas" w:hAnsi="Consolas"/>
-      <w:sz w:val="22"/>
-      <w:shd w:val="clear" w:color="auto" w:fill="F8F8F8"/>
+      <w:shd w:val="clear" w:fill="f8f8f8"/>
     </w:rPr>
   </w:style>
   <w:style w:type="character" w:customStyle="1" w:styleId="InformationTok">
     <w:name w:val="InformationTok"/>
     <w:basedOn w:val="VerbatimChar"/>
     <w:rPr>
-      <w:rFonts w:ascii="Consolas" w:hAnsi="Consolas"/>
+      <w:color w:val="8f5902"/>
+      <w:shd w:val="clear" w:fill="f8f8f8"/>
       <w:b/>
       <w:i/>
-      <w:color w:val="8F5902"/>
-      <w:sz w:val="22"/>
-      <w:shd w:val="clear" w:color="auto" w:fill="F8F8F8"/>
     </w:rPr>
   </w:style>
   <w:style w:type="character" w:customStyle="1" w:styleId="WarningTok">
     <w:name w:val="WarningTok"/>
     <w:basedOn w:val="VerbatimChar"/>
     <w:rPr>
-      <w:rFonts w:ascii="Consolas" w:hAnsi="Consolas"/>
+      <w:color w:val="8f5902"/>
+      <w:shd w:val="clear" w:fill="f8f8f8"/>
       <w:b/>
       <w:i/>
-      <w:color w:val="8F5902"/>
-      <w:sz w:val="22"/>
-      <w:shd w:val="clear" w:color="auto" w:fill="F8F8F8"/>
     </w:rPr>
   </w:style>
   <w:style w:type="character" w:customStyle="1" w:styleId="AlertTok">
     <w:name w:val="AlertTok"/>
     <w:basedOn w:val="VerbatimChar"/>
     <w:rPr>
-      <w:rFonts w:ascii="Consolas" w:hAnsi="Consolas"/>
-      <w:color w:val="EF2929"/>
-      <w:sz w:val="22"/>
-      <w:shd w:val="clear" w:color="auto" w:fill="F8F8F8"/>
+      <w:color w:val="ef2929"/>
+      <w:shd w:val="clear" w:fill="f8f8f8"/>
     </w:rPr>
   </w:style>
   <w:style w:type="character" w:customStyle="1" w:styleId="ErrorTok">
     <w:name w:val="ErrorTok"/>
     <w:basedOn w:val="VerbatimChar"/>
     <w:rPr>
-      <w:rFonts w:ascii="Consolas" w:hAnsi="Consolas"/>
+      <w:color w:val="a40000"/>
+      <w:shd w:val="clear" w:fill="f8f8f8"/>
       <w:b/>
-      <w:color w:val="A40000"/>
-      <w:sz w:val="22"/>
-      <w:shd w:val="clear" w:color="auto" w:fill="F8F8F8"/>
     </w:rPr>
   </w:style>
   <w:style w:type="character" w:customStyle="1" w:styleId="NormalTok">
     <w:name w:val="NormalTok"/>
     <w:basedOn w:val="VerbatimChar"/>
     <w:rPr>
-      <w:rFonts w:ascii="Consolas" w:hAnsi="Consolas"/>
-      <w:sz w:val="22"/>
-      <w:shd w:val="clear" w:color="auto" w:fill="F8F8F8"/>
+      <w:shd w:val="clear" w:fill="f8f8f8"/>
     </w:rPr>
   </w:style>
 </w:styles>
